--- a/docs/Regression_Testing_Guide.docx
+++ b/docs/Regression_Testing_Guide.docx
@@ -596,7 +596,15 @@
         <w:t xml:space="preserve">Acceptance Criteria</w:t>
       </w:r>
       <w:r>
-        <w:t xml:space="preserve">. That is about one case per acceptance criterion.</w:t>
+        <w:t xml:space="preserve">. Where several of them cover the same acceptance criterion, keep one, so that you end up with about one case per criterion.</w:t>
+      </w:r>
+    </w:p>
+    <w:p>
+      <w:pPr>
+        <w:spacing w:after="140"/>
+      </w:pPr>
+      <w:r>
+        <w:t xml:space="preserve">If a selected case's preconditions say another case must be run first, add that case too.</w:t>
       </w:r>
     </w:p>
     <w:p>
@@ -878,7 +886,7 @@
         <w:spacing w:after="140"/>
       </w:pPr>
       <w:r>
-        <w:t xml:space="preserve">Create </w:t>
+        <w:t xml:space="preserve">Results go in the sprint's regression log, an Excel tracker at </w:t>
       </w:r>
       <w:r>
         <w:rPr>
@@ -886,580 +894,406 @@
           <w:sz w:val="20"/>
           <w:szCs w:val="20"/>
         </w:rPr>
-        <w:t xml:space="preserve">docs/regression/Sprint-&lt;N&gt;_Regression.md</w:t>
-      </w:r>
-      <w:r>
-        <w:t xml:space="preserve"> from this template:</w:t>
-      </w:r>
-    </w:p>
-    <w:p>
-      <w:pPr>
-        <w:shd w:fill="F2F2F2" w:val="clear"/>
-        <w:spacing w:after="0" w:before="80"/>
-        <w:ind w:left="200" w:right="200"/>
-      </w:pPr>
-      <w:r>
-        <w:rPr>
-          <w:rFonts w:ascii="Consolas" w:cs="Consolas" w:eastAsia="Consolas" w:hAnsi="Consolas"/>
-          <w:sz w:val="18"/>
-          <w:szCs w:val="18"/>
-        </w:rPr>
-        <w:t xml:space="preserve"># Sprint &lt;N&gt; regression test</w:t>
-      </w:r>
-    </w:p>
-    <w:p>
-      <w:pPr>
-        <w:shd w:fill="F2F2F2" w:val="clear"/>
-        <w:spacing w:after="0" w:before="0"/>
-        <w:ind w:left="200" w:right="200"/>
-      </w:pPr>
-      <w:r>
-        <w:rPr>
-          <w:rFonts w:ascii="Consolas" w:cs="Consolas" w:eastAsia="Consolas" w:hAnsi="Consolas"/>
-          <w:sz w:val="18"/>
-          <w:szCs w:val="18"/>
-        </w:rPr>
-        <w:t xml:space="preserve"> </w:t>
-      </w:r>
-    </w:p>
-    <w:p>
-      <w:pPr>
-        <w:shd w:fill="F2F2F2" w:val="clear"/>
-        <w:spacing w:after="0" w:before="0"/>
-        <w:ind w:left="200" w:right="200"/>
-      </w:pPr>
-      <w:r>
-        <w:rPr>
-          <w:rFonts w:ascii="Consolas" w:cs="Consolas" w:eastAsia="Consolas" w:hAnsi="Consolas"/>
-          <w:sz w:val="18"/>
-          <w:szCs w:val="18"/>
-        </w:rPr>
-        <w:t xml:space="preserve">- Date:</w:t>
-      </w:r>
-    </w:p>
-    <w:p>
-      <w:pPr>
-        <w:shd w:fill="F2F2F2" w:val="clear"/>
-        <w:spacing w:after="0" w:before="0"/>
-        <w:ind w:left="200" w:right="200"/>
-      </w:pPr>
-      <w:r>
-        <w:rPr>
-          <w:rFonts w:ascii="Consolas" w:cs="Consolas" w:eastAsia="Consolas" w:hAnsi="Consolas"/>
-          <w:sz w:val="18"/>
-          <w:szCs w:val="18"/>
-        </w:rPr>
-        <w:t xml:space="preserve">- Tested by:</w:t>
-      </w:r>
-    </w:p>
-    <w:p>
-      <w:pPr>
-        <w:shd w:fill="F2F2F2" w:val="clear"/>
-        <w:spacing w:after="0" w:before="0"/>
-        <w:ind w:left="200" w:right="200"/>
-      </w:pPr>
-      <w:r>
-        <w:rPr>
-          <w:rFonts w:ascii="Consolas" w:cs="Consolas" w:eastAsia="Consolas" w:hAnsi="Consolas"/>
-          <w:sz w:val="18"/>
-          <w:szCs w:val="18"/>
-        </w:rPr>
-        <w:t xml:space="preserve">- Commit tested: &lt;output of `git rev-parse --short HEAD` on main&gt;</w:t>
-      </w:r>
-    </w:p>
-    <w:p>
-      <w:pPr>
-        <w:shd w:fill="F2F2F2" w:val="clear"/>
-        <w:spacing w:after="0" w:before="0"/>
-        <w:ind w:left="200" w:right="200"/>
-      </w:pPr>
-      <w:r>
-        <w:rPr>
-          <w:rFonts w:ascii="Consolas" w:cs="Consolas" w:eastAsia="Consolas" w:hAnsi="Consolas"/>
-          <w:sz w:val="18"/>
-          <w:szCs w:val="18"/>
-        </w:rPr>
-        <w:t xml:space="preserve">- Baseline: &lt;tag or commit used in step 2&gt;</w:t>
-      </w:r>
-    </w:p>
-    <w:p>
-      <w:pPr>
-        <w:shd w:fill="F2F2F2" w:val="clear"/>
-        <w:spacing w:after="0" w:before="0"/>
-        <w:ind w:left="200" w:right="200"/>
-      </w:pPr>
-      <w:r>
-        <w:rPr>
-          <w:rFonts w:ascii="Consolas" w:cs="Consolas" w:eastAsia="Consolas" w:hAnsi="Consolas"/>
-          <w:sz w:val="18"/>
-          <w:szCs w:val="18"/>
-        </w:rPr>
-        <w:t xml:space="preserve"> </w:t>
-      </w:r>
-    </w:p>
-    <w:p>
-      <w:pPr>
-        <w:shd w:fill="F2F2F2" w:val="clear"/>
-        <w:spacing w:after="0" w:before="0"/>
-        <w:ind w:left="200" w:right="200"/>
-      </w:pPr>
-      <w:r>
-        <w:rPr>
-          <w:rFonts w:ascii="Consolas" w:cs="Consolas" w:eastAsia="Consolas" w:hAnsi="Consolas"/>
-          <w:sz w:val="18"/>
-          <w:szCs w:val="18"/>
-        </w:rPr>
-        <w:t xml:space="preserve">## Automated checks</w:t>
-      </w:r>
-    </w:p>
-    <w:p>
-      <w:pPr>
-        <w:shd w:fill="F2F2F2" w:val="clear"/>
-        <w:spacing w:after="0" w:before="0"/>
-        <w:ind w:left="200" w:right="200"/>
-      </w:pPr>
-      <w:r>
-        <w:rPr>
-          <w:rFonts w:ascii="Consolas" w:cs="Consolas" w:eastAsia="Consolas" w:hAnsi="Consolas"/>
-          <w:sz w:val="18"/>
-          <w:szCs w:val="18"/>
-        </w:rPr>
-        <w:t xml:space="preserve"> </w:t>
-      </w:r>
-    </w:p>
-    <w:p>
-      <w:pPr>
-        <w:shd w:fill="F2F2F2" w:val="clear"/>
-        <w:spacing w:after="0" w:before="0"/>
-        <w:ind w:left="200" w:right="200"/>
-      </w:pPr>
-      <w:r>
-        <w:rPr>
-          <w:rFonts w:ascii="Consolas" w:cs="Consolas" w:eastAsia="Consolas" w:hAnsi="Consolas"/>
-          <w:sz w:val="18"/>
-          <w:szCs w:val="18"/>
-        </w:rPr>
-        <w:t xml:space="preserve">| Check | Result | Notes |</w:t>
-      </w:r>
-    </w:p>
-    <w:p>
-      <w:pPr>
-        <w:shd w:fill="F2F2F2" w:val="clear"/>
-        <w:spacing w:after="0" w:before="0"/>
-        <w:ind w:left="200" w:right="200"/>
-      </w:pPr>
-      <w:r>
-        <w:rPr>
-          <w:rFonts w:ascii="Consolas" w:cs="Consolas" w:eastAsia="Consolas" w:hAnsi="Consolas"/>
-          <w:sz w:val="18"/>
-          <w:szCs w:val="18"/>
-        </w:rPr>
-        <w:t xml:space="preserve">| --- | --- | --- |</w:t>
-      </w:r>
-    </w:p>
-    <w:p>
-      <w:pPr>
-        <w:shd w:fill="F2F2F2" w:val="clear"/>
-        <w:spacing w:after="0" w:before="0"/>
-        <w:ind w:left="200" w:right="200"/>
-      </w:pPr>
-      <w:r>
-        <w:rPr>
-          <w:rFonts w:ascii="Consolas" w:cs="Consolas" w:eastAsia="Consolas" w:hAnsi="Consolas"/>
-          <w:sz w:val="18"/>
-          <w:szCs w:val="18"/>
-        </w:rPr>
-        <w:t xml:space="preserve">| npm test | | |</w:t>
-      </w:r>
-    </w:p>
-    <w:p>
-      <w:pPr>
-        <w:shd w:fill="F2F2F2" w:val="clear"/>
-        <w:spacing w:after="0" w:before="0"/>
-        <w:ind w:left="200" w:right="200"/>
-      </w:pPr>
-      <w:r>
-        <w:rPr>
-          <w:rFonts w:ascii="Consolas" w:cs="Consolas" w:eastAsia="Consolas" w:hAnsi="Consolas"/>
-          <w:sz w:val="18"/>
-          <w:szCs w:val="18"/>
-        </w:rPr>
-        <w:t xml:space="preserve">| npm run lint | | |</w:t>
-      </w:r>
-    </w:p>
-    <w:p>
-      <w:pPr>
-        <w:shd w:fill="F2F2F2" w:val="clear"/>
-        <w:spacing w:after="0" w:before="0"/>
-        <w:ind w:left="200" w:right="200"/>
-      </w:pPr>
-      <w:r>
-        <w:rPr>
-          <w:rFonts w:ascii="Consolas" w:cs="Consolas" w:eastAsia="Consolas" w:hAnsi="Consolas"/>
-          <w:sz w:val="18"/>
-          <w:szCs w:val="18"/>
-        </w:rPr>
-        <w:t xml:space="preserve">| npm run build | | |</w:t>
-      </w:r>
-    </w:p>
-    <w:p>
-      <w:pPr>
-        <w:shd w:fill="F2F2F2" w:val="clear"/>
-        <w:spacing w:after="0" w:before="0"/>
-        <w:ind w:left="200" w:right="200"/>
-      </w:pPr>
-      <w:r>
-        <w:rPr>
-          <w:rFonts w:ascii="Consolas" w:cs="Consolas" w:eastAsia="Consolas" w:hAnsi="Consolas"/>
-          <w:sz w:val="18"/>
-          <w:szCs w:val="18"/>
-        </w:rPr>
-        <w:t xml:space="preserve">| npm run verify:permissions | | |</w:t>
-      </w:r>
-    </w:p>
-    <w:p>
-      <w:pPr>
-        <w:shd w:fill="F2F2F2" w:val="clear"/>
-        <w:spacing w:after="0" w:before="0"/>
-        <w:ind w:left="200" w:right="200"/>
-      </w:pPr>
-      <w:r>
-        <w:rPr>
-          <w:rFonts w:ascii="Consolas" w:cs="Consolas" w:eastAsia="Consolas" w:hAnsi="Consolas"/>
-          <w:sz w:val="18"/>
-          <w:szCs w:val="18"/>
-        </w:rPr>
-        <w:t xml:space="preserve">| npm run verify:login | | |</w:t>
-      </w:r>
-    </w:p>
-    <w:p>
-      <w:pPr>
-        <w:shd w:fill="F2F2F2" w:val="clear"/>
-        <w:spacing w:after="0" w:before="0"/>
-        <w:ind w:left="200" w:right="200"/>
-      </w:pPr>
-      <w:r>
-        <w:rPr>
-          <w:rFonts w:ascii="Consolas" w:cs="Consolas" w:eastAsia="Consolas" w:hAnsi="Consolas"/>
-          <w:sz w:val="18"/>
-          <w:szCs w:val="18"/>
-        </w:rPr>
-        <w:t xml:space="preserve"> </w:t>
-      </w:r>
-    </w:p>
-    <w:p>
-      <w:pPr>
-        <w:shd w:fill="F2F2F2" w:val="clear"/>
-        <w:spacing w:after="0" w:before="0"/>
-        <w:ind w:left="200" w:right="200"/>
-      </w:pPr>
-      <w:r>
-        <w:rPr>
-          <w:rFonts w:ascii="Consolas" w:cs="Consolas" w:eastAsia="Consolas" w:hAnsi="Consolas"/>
-          <w:sz w:val="18"/>
-          <w:szCs w:val="18"/>
-        </w:rPr>
-        <w:t xml:space="preserve">## Scope</w:t>
-      </w:r>
-    </w:p>
-    <w:p>
-      <w:pPr>
-        <w:shd w:fill="F2F2F2" w:val="clear"/>
-        <w:spacing w:after="0" w:before="0"/>
-        <w:ind w:left="200" w:right="200"/>
-      </w:pPr>
-      <w:r>
-        <w:rPr>
-          <w:rFonts w:ascii="Consolas" w:cs="Consolas" w:eastAsia="Consolas" w:hAnsi="Consolas"/>
-          <w:sz w:val="18"/>
-          <w:szCs w:val="18"/>
-        </w:rPr>
-        <w:t xml:space="preserve"> </w:t>
-      </w:r>
-    </w:p>
-    <w:p>
-      <w:pPr>
-        <w:shd w:fill="F2F2F2" w:val="clear"/>
-        <w:spacing w:after="0" w:before="0"/>
-        <w:ind w:left="200" w:right="200"/>
-      </w:pPr>
-      <w:r>
-        <w:rPr>
-          <w:rFonts w:ascii="Consolas" w:cs="Consolas" w:eastAsia="Consolas" w:hAnsi="Consolas"/>
-          <w:sz w:val="18"/>
-          <w:szCs w:val="18"/>
-        </w:rPr>
-        <w:t xml:space="preserve">| Story | In scope? | Reason (changed file, or "not affected") |</w:t>
-      </w:r>
-    </w:p>
-    <w:p>
-      <w:pPr>
-        <w:shd w:fill="F2F2F2" w:val="clear"/>
-        <w:spacing w:after="0" w:before="0"/>
-        <w:ind w:left="200" w:right="200"/>
-      </w:pPr>
-      <w:r>
-        <w:rPr>
-          <w:rFonts w:ascii="Consolas" w:cs="Consolas" w:eastAsia="Consolas" w:hAnsi="Consolas"/>
-          <w:sz w:val="18"/>
-          <w:szCs w:val="18"/>
-        </w:rPr>
-        <w:t xml:space="preserve">| --- | --- | --- |</w:t>
-      </w:r>
-    </w:p>
-    <w:p>
-      <w:pPr>
-        <w:shd w:fill="F2F2F2" w:val="clear"/>
-        <w:spacing w:after="0" w:before="0"/>
-        <w:ind w:left="200" w:right="200"/>
-      </w:pPr>
-      <w:r>
-        <w:rPr>
-          <w:rFonts w:ascii="Consolas" w:cs="Consolas" w:eastAsia="Consolas" w:hAnsi="Consolas"/>
-          <w:sz w:val="18"/>
-          <w:szCs w:val="18"/>
-        </w:rPr>
-        <w:t xml:space="preserve"> </w:t>
-      </w:r>
-    </w:p>
-    <w:p>
-      <w:pPr>
-        <w:shd w:fill="F2F2F2" w:val="clear"/>
-        <w:spacing w:after="0" w:before="0"/>
-        <w:ind w:left="200" w:right="200"/>
-      </w:pPr>
-      <w:r>
-        <w:rPr>
-          <w:rFonts w:ascii="Consolas" w:cs="Consolas" w:eastAsia="Consolas" w:hAnsi="Consolas"/>
-          <w:sz w:val="18"/>
-          <w:szCs w:val="18"/>
-        </w:rPr>
-        <w:t xml:space="preserve">## Retested cases</w:t>
-      </w:r>
-    </w:p>
-    <w:p>
-      <w:pPr>
-        <w:shd w:fill="F2F2F2" w:val="clear"/>
-        <w:spacing w:after="0" w:before="0"/>
-        <w:ind w:left="200" w:right="200"/>
-      </w:pPr>
-      <w:r>
-        <w:rPr>
-          <w:rFonts w:ascii="Consolas" w:cs="Consolas" w:eastAsia="Consolas" w:hAnsi="Consolas"/>
-          <w:sz w:val="18"/>
-          <w:szCs w:val="18"/>
-        </w:rPr>
-        <w:t xml:space="preserve"> </w:t>
-      </w:r>
-    </w:p>
-    <w:p>
-      <w:pPr>
-        <w:shd w:fill="F2F2F2" w:val="clear"/>
-        <w:spacing w:after="0" w:before="0"/>
-        <w:ind w:left="200" w:right="200"/>
-      </w:pPr>
-      <w:r>
-        <w:rPr>
-          <w:rFonts w:ascii="Consolas" w:cs="Consolas" w:eastAsia="Consolas" w:hAnsi="Consolas"/>
-          <w:sz w:val="18"/>
-          <w:szCs w:val="18"/>
-        </w:rPr>
-        <w:t xml:space="preserve">| Test case ID | Result | Tested by | Notes / bug key |</w:t>
-      </w:r>
-    </w:p>
-    <w:p>
-      <w:pPr>
-        <w:shd w:fill="F2F2F2" w:val="clear"/>
-        <w:spacing w:after="0" w:before="0"/>
-        <w:ind w:left="200" w:right="200"/>
-      </w:pPr>
-      <w:r>
-        <w:rPr>
-          <w:rFonts w:ascii="Consolas" w:cs="Consolas" w:eastAsia="Consolas" w:hAnsi="Consolas"/>
-          <w:sz w:val="18"/>
-          <w:szCs w:val="18"/>
-        </w:rPr>
-        <w:t xml:space="preserve">| --- | --- | --- | --- |</w:t>
-      </w:r>
-    </w:p>
-    <w:p>
-      <w:pPr>
-        <w:shd w:fill="F2F2F2" w:val="clear"/>
-        <w:spacing w:after="0" w:before="0"/>
-        <w:ind w:left="200" w:right="200"/>
-      </w:pPr>
-      <w:r>
-        <w:rPr>
-          <w:rFonts w:ascii="Consolas" w:cs="Consolas" w:eastAsia="Consolas" w:hAnsi="Consolas"/>
-          <w:sz w:val="18"/>
-          <w:szCs w:val="18"/>
-        </w:rPr>
-        <w:t xml:space="preserve"> </w:t>
-      </w:r>
-    </w:p>
-    <w:p>
-      <w:pPr>
-        <w:shd w:fill="F2F2F2" w:val="clear"/>
-        <w:spacing w:after="0" w:before="0"/>
-        <w:ind w:left="200" w:right="200"/>
-      </w:pPr>
-      <w:r>
-        <w:rPr>
-          <w:rFonts w:ascii="Consolas" w:cs="Consolas" w:eastAsia="Consolas" w:hAnsi="Consolas"/>
-          <w:sz w:val="18"/>
-          <w:szCs w:val="18"/>
-        </w:rPr>
-        <w:t xml:space="preserve">## Smoke run</w:t>
-      </w:r>
-    </w:p>
-    <w:p>
-      <w:pPr>
-        <w:shd w:fill="F2F2F2" w:val="clear"/>
-        <w:spacing w:after="0" w:before="0"/>
-        <w:ind w:left="200" w:right="200"/>
-      </w:pPr>
-      <w:r>
-        <w:rPr>
-          <w:rFonts w:ascii="Consolas" w:cs="Consolas" w:eastAsia="Consolas" w:hAnsi="Consolas"/>
-          <w:sz w:val="18"/>
-          <w:szCs w:val="18"/>
-        </w:rPr>
-        <w:t xml:space="preserve"> </w:t>
-      </w:r>
-    </w:p>
-    <w:p>
-      <w:pPr>
-        <w:shd w:fill="F2F2F2" w:val="clear"/>
-        <w:spacing w:after="0" w:before="0"/>
-        <w:ind w:left="200" w:right="200"/>
-      </w:pPr>
-      <w:r>
-        <w:rPr>
-          <w:rFonts w:ascii="Consolas" w:cs="Consolas" w:eastAsia="Consolas" w:hAnsi="Consolas"/>
-          <w:sz w:val="18"/>
-          <w:szCs w:val="18"/>
-        </w:rPr>
-        <w:t xml:space="preserve">| Step | Result | Notes |</w:t>
-      </w:r>
-    </w:p>
-    <w:p>
-      <w:pPr>
-        <w:shd w:fill="F2F2F2" w:val="clear"/>
-        <w:spacing w:after="0" w:before="0"/>
-        <w:ind w:left="200" w:right="200"/>
-      </w:pPr>
-      <w:r>
-        <w:rPr>
-          <w:rFonts w:ascii="Consolas" w:cs="Consolas" w:eastAsia="Consolas" w:hAnsi="Consolas"/>
-          <w:sz w:val="18"/>
-          <w:szCs w:val="18"/>
-        </w:rPr>
-        <w:t xml:space="preserve">| --- | --- | --- |</w:t>
-      </w:r>
-    </w:p>
-    <w:p>
-      <w:pPr>
-        <w:shd w:fill="F2F2F2" w:val="clear"/>
-        <w:spacing w:after="0" w:before="0"/>
-        <w:ind w:left="200" w:right="200"/>
-      </w:pPr>
-      <w:r>
-        <w:rPr>
-          <w:rFonts w:ascii="Consolas" w:cs="Consolas" w:eastAsia="Consolas" w:hAnsi="Consolas"/>
-          <w:sz w:val="18"/>
-          <w:szCs w:val="18"/>
-        </w:rPr>
-        <w:t xml:space="preserve"> </w:t>
-      </w:r>
-    </w:p>
-    <w:p>
-      <w:pPr>
-        <w:shd w:fill="F2F2F2" w:val="clear"/>
-        <w:spacing w:after="0" w:before="0"/>
-        <w:ind w:left="200" w:right="200"/>
-      </w:pPr>
-      <w:r>
-        <w:rPr>
-          <w:rFonts w:ascii="Consolas" w:cs="Consolas" w:eastAsia="Consolas" w:hAnsi="Consolas"/>
-          <w:sz w:val="18"/>
-          <w:szCs w:val="18"/>
-        </w:rPr>
-        <w:t xml:space="preserve">## Summary</w:t>
-      </w:r>
-    </w:p>
-    <w:p>
-      <w:pPr>
-        <w:shd w:fill="F2F2F2" w:val="clear"/>
-        <w:spacing w:after="0" w:before="0"/>
-        <w:ind w:left="200" w:right="200"/>
-      </w:pPr>
-      <w:r>
-        <w:rPr>
-          <w:rFonts w:ascii="Consolas" w:cs="Consolas" w:eastAsia="Consolas" w:hAnsi="Consolas"/>
-          <w:sz w:val="18"/>
-          <w:szCs w:val="18"/>
-        </w:rPr>
-        <w:t xml:space="preserve"> </w:t>
-      </w:r>
-    </w:p>
-    <w:p>
-      <w:pPr>
-        <w:shd w:fill="F2F2F2" w:val="clear"/>
-        <w:spacing w:after="0" w:before="0"/>
-        <w:ind w:left="200" w:right="200"/>
-      </w:pPr>
-      <w:r>
-        <w:rPr>
-          <w:rFonts w:ascii="Consolas" w:cs="Consolas" w:eastAsia="Consolas" w:hAnsi="Consolas"/>
-          <w:sz w:val="18"/>
-          <w:szCs w:val="18"/>
-        </w:rPr>
-        <w:t xml:space="preserve">- Cases run:</w:t>
-      </w:r>
-    </w:p>
-    <w:p>
-      <w:pPr>
-        <w:shd w:fill="F2F2F2" w:val="clear"/>
-        <w:spacing w:after="0" w:before="0"/>
-        <w:ind w:left="200" w:right="200"/>
-      </w:pPr>
-      <w:r>
-        <w:rPr>
-          <w:rFonts w:ascii="Consolas" w:cs="Consolas" w:eastAsia="Consolas" w:hAnsi="Consolas"/>
-          <w:sz w:val="18"/>
-          <w:szCs w:val="18"/>
-        </w:rPr>
-        <w:t xml:space="preserve">- Pass / Fail / Changed by design / Blocked:</w:t>
-      </w:r>
-    </w:p>
-    <w:p>
-      <w:pPr>
-        <w:shd w:fill="F2F2F2" w:val="clear"/>
-        <w:spacing w:after="0" w:before="0"/>
-        <w:ind w:left="200" w:right="200"/>
-      </w:pPr>
-      <w:r>
-        <w:rPr>
-          <w:rFonts w:ascii="Consolas" w:cs="Consolas" w:eastAsia="Consolas" w:hAnsi="Consolas"/>
-          <w:sz w:val="18"/>
-          <w:szCs w:val="18"/>
-        </w:rPr>
-        <w:t xml:space="preserve">- Bugs raised:</w:t>
-      </w:r>
-    </w:p>
-    <w:p>
-      <w:pPr>
-        <w:shd w:fill="F2F2F2" w:val="clear"/>
-        <w:spacing w:after="200" w:before="0"/>
-        <w:ind w:left="200" w:right="200"/>
-      </w:pPr>
-      <w:r>
-        <w:rPr>
-          <w:rFonts w:ascii="Consolas" w:cs="Consolas" w:eastAsia="Consolas" w:hAnsi="Consolas"/>
-          <w:sz w:val="18"/>
-          <w:szCs w:val="18"/>
-        </w:rPr>
-        <w:t xml:space="preserve">- Test cases that need updating:</w:t>
+        <w:t xml:space="preserve">docs/regression/Sprint-&lt;N&gt;_Regression.xlsx</w:t>
+      </w:r>
+      <w:r>
+        <w:t xml:space="preserve">. To start a new one, copy the previous sprint's tracker, rename it, and clear the yellow cells. Then replace the rows on the </w:t>
+      </w:r>
+      <w:r>
+        <w:rPr>
+          <w:b/>
+          <w:bCs/>
+        </w:rPr>
+        <w:t xml:space="preserve">Scope</w:t>
+      </w:r>
+      <w:r>
+        <w:t xml:space="preserve"> and </w:t>
+      </w:r>
+      <w:r>
+        <w:rPr>
+          <w:b/>
+          <w:bCs/>
+        </w:rPr>
+        <w:t xml:space="preserve">Retested cases</w:t>
+      </w:r>
+      <w:r>
+        <w:t xml:space="preserve"> sheets with this sprint's (steps 2 and 3).</w:t>
+      </w:r>
+    </w:p>
+    <w:tbl>
+      <w:tblPr>
+        <w:tblW w:type="dxa" w:w="9026"/>
+        <w:tblBorders>
+          <w:top w:val="single" w:color="auto" w:sz="4"/>
+          <w:left w:val="single" w:color="auto" w:sz="4"/>
+          <w:bottom w:val="single" w:color="auto" w:sz="4"/>
+          <w:right w:val="single" w:color="auto" w:sz="4"/>
+          <w:insideH w:val="single" w:color="auto" w:sz="4"/>
+          <w:insideV w:val="single" w:color="auto" w:sz="4"/>
+        </w:tblBorders>
+      </w:tblPr>
+      <w:tblGrid>
+        <w:gridCol w:w="2400"/>
+        <w:gridCol w:w="6626"/>
+      </w:tblGrid>
+      <w:tr>
+        <w:trPr>
+          <w:tblHeader/>
+        </w:trPr>
+        <w:tc>
+          <w:tcPr>
+            <w:tcW w:type="dxa" w:w="2400"/>
+            <w:tcBorders>
+              <w:top w:val="single" w:color="BFBFBF" w:sz="4"/>
+              <w:left w:val="single" w:color="BFBFBF" w:sz="4"/>
+              <w:bottom w:val="single" w:color="BFBFBF" w:sz="4"/>
+              <w:right w:val="single" w:color="BFBFBF" w:sz="4"/>
+            </w:tcBorders>
+            <w:shd w:fill="E7EEF7" w:val="clear"/>
+            <w:tcMar>
+              <w:top w:type="dxa" w:w="80"/>
+              <w:left w:type="dxa" w:w="120"/>
+              <w:bottom w:type="dxa" w:w="80"/>
+              <w:right w:type="dxa" w:w="120"/>
+            </w:tcMar>
+          </w:tcPr>
+          <w:p>
+            <w:r>
+              <w:rPr>
+                <w:b/>
+                <w:bCs/>
+              </w:rPr>
+              <w:t xml:space="preserve">Sheet</w:t>
+            </w:r>
+          </w:p>
+        </w:tc>
+        <w:tc>
+          <w:tcPr>
+            <w:tcW w:type="dxa" w:w="6626"/>
+            <w:tcBorders>
+              <w:top w:val="single" w:color="BFBFBF" w:sz="4"/>
+              <w:left w:val="single" w:color="BFBFBF" w:sz="4"/>
+              <w:bottom w:val="single" w:color="BFBFBF" w:sz="4"/>
+              <w:right w:val="single" w:color="BFBFBF" w:sz="4"/>
+            </w:tcBorders>
+            <w:shd w:fill="E7EEF7" w:val="clear"/>
+            <w:tcMar>
+              <w:top w:type="dxa" w:w="80"/>
+              <w:left w:type="dxa" w:w="120"/>
+              <w:bottom w:type="dxa" w:w="80"/>
+              <w:right w:type="dxa" w:w="120"/>
+            </w:tcMar>
+          </w:tcPr>
+          <w:p>
+            <w:r>
+              <w:rPr>
+                <w:b/>
+                <w:bCs/>
+              </w:rPr>
+              <w:t xml:space="preserve">What goes in it</w:t>
+            </w:r>
+          </w:p>
+        </w:tc>
+      </w:tr>
+      <w:tr>
+        <w:tc>
+          <w:tcPr>
+            <w:tcW w:type="dxa" w:w="2400"/>
+            <w:tcBorders>
+              <w:top w:val="single" w:color="BFBFBF" w:sz="4"/>
+              <w:left w:val="single" w:color="BFBFBF" w:sz="4"/>
+              <w:bottom w:val="single" w:color="BFBFBF" w:sz="4"/>
+              <w:right w:val="single" w:color="BFBFBF" w:sz="4"/>
+            </w:tcBorders>
+            <w:tcMar>
+              <w:top w:type="dxa" w:w="80"/>
+              <w:left w:type="dxa" w:w="120"/>
+              <w:bottom w:type="dxa" w:w="80"/>
+              <w:right w:type="dxa" w:w="120"/>
+            </w:tcMar>
+          </w:tcPr>
+          <w:p>
+            <w:r>
+              <w:t xml:space="preserve">Summary</w:t>
+            </w:r>
+          </w:p>
+        </w:tc>
+        <w:tc>
+          <w:tcPr>
+            <w:tcW w:type="dxa" w:w="6626"/>
+            <w:tcBorders>
+              <w:top w:val="single" w:color="BFBFBF" w:sz="4"/>
+              <w:left w:val="single" w:color="BFBFBF" w:sz="4"/>
+              <w:bottom w:val="single" w:color="BFBFBF" w:sz="4"/>
+              <w:right w:val="single" w:color="BFBFBF" w:sz="4"/>
+            </w:tcBorders>
+            <w:tcMar>
+              <w:top w:type="dxa" w:w="80"/>
+              <w:left w:type="dxa" w:w="120"/>
+              <w:bottom w:type="dxa" w:w="80"/>
+              <w:right w:type="dxa" w:w="120"/>
+            </w:tcMar>
+          </w:tcPr>
+          <w:p>
+            <w:r>
+              <w:t xml:space="preserve">Date, testers and the commit tested. The result counts fill in by themselves.</w:t>
+            </w:r>
+          </w:p>
+        </w:tc>
+      </w:tr>
+      <w:tr>
+        <w:tc>
+          <w:tcPr>
+            <w:tcW w:type="dxa" w:w="2400"/>
+            <w:tcBorders>
+              <w:top w:val="single" w:color="BFBFBF" w:sz="4"/>
+              <w:left w:val="single" w:color="BFBFBF" w:sz="4"/>
+              <w:bottom w:val="single" w:color="BFBFBF" w:sz="4"/>
+              <w:right w:val="single" w:color="BFBFBF" w:sz="4"/>
+            </w:tcBorders>
+            <w:tcMar>
+              <w:top w:type="dxa" w:w="80"/>
+              <w:left w:type="dxa" w:w="120"/>
+              <w:bottom w:type="dxa" w:w="80"/>
+              <w:right w:type="dxa" w:w="120"/>
+            </w:tcMar>
+          </w:tcPr>
+          <w:p>
+            <w:r>
+              <w:t xml:space="preserve">Retested cases</w:t>
+            </w:r>
+          </w:p>
+        </w:tc>
+        <w:tc>
+          <w:tcPr>
+            <w:tcW w:type="dxa" w:w="6626"/>
+            <w:tcBorders>
+              <w:top w:val="single" w:color="BFBFBF" w:sz="4"/>
+              <w:left w:val="single" w:color="BFBFBF" w:sz="4"/>
+              <w:bottom w:val="single" w:color="BFBFBF" w:sz="4"/>
+              <w:right w:val="single" w:color="BFBFBF" w:sz="4"/>
+            </w:tcBorders>
+            <w:tcMar>
+              <w:top w:type="dxa" w:w="80"/>
+              <w:left w:type="dxa" w:w="120"/>
+              <w:bottom w:type="dxa" w:w="80"/>
+              <w:right w:type="dxa" w:w="120"/>
+            </w:tcMar>
+          </w:tcPr>
+          <w:p>
+            <w:r>
+              <w:t xml:space="preserve">One row per selected case: result, tester, date and notes.</w:t>
+            </w:r>
+          </w:p>
+        </w:tc>
+      </w:tr>
+      <w:tr>
+        <w:tc>
+          <w:tcPr>
+            <w:tcW w:type="dxa" w:w="2400"/>
+            <w:tcBorders>
+              <w:top w:val="single" w:color="BFBFBF" w:sz="4"/>
+              <w:left w:val="single" w:color="BFBFBF" w:sz="4"/>
+              <w:bottom w:val="single" w:color="BFBFBF" w:sz="4"/>
+              <w:right w:val="single" w:color="BFBFBF" w:sz="4"/>
+            </w:tcBorders>
+            <w:tcMar>
+              <w:top w:type="dxa" w:w="80"/>
+              <w:left w:type="dxa" w:w="120"/>
+              <w:bottom w:type="dxa" w:w="80"/>
+              <w:right w:type="dxa" w:w="120"/>
+            </w:tcMar>
+          </w:tcPr>
+          <w:p>
+            <w:r>
+              <w:t xml:space="preserve">Automated checks</w:t>
+            </w:r>
+          </w:p>
+        </w:tc>
+        <w:tc>
+          <w:tcPr>
+            <w:tcW w:type="dxa" w:w="6626"/>
+            <w:tcBorders>
+              <w:top w:val="single" w:color="BFBFBF" w:sz="4"/>
+              <w:left w:val="single" w:color="BFBFBF" w:sz="4"/>
+              <w:bottom w:val="single" w:color="BFBFBF" w:sz="4"/>
+              <w:right w:val="single" w:color="BFBFBF" w:sz="4"/>
+            </w:tcBorders>
+            <w:tcMar>
+              <w:top w:type="dxa" w:w="80"/>
+              <w:left w:type="dxa" w:w="120"/>
+              <w:bottom w:type="dxa" w:w="80"/>
+              <w:right w:type="dxa" w:w="120"/>
+            </w:tcMar>
+          </w:tcPr>
+          <w:p>
+            <w:r>
+              <w:t xml:space="preserve">The result of each command in step 1.</w:t>
+            </w:r>
+          </w:p>
+        </w:tc>
+      </w:tr>
+      <w:tr>
+        <w:tc>
+          <w:tcPr>
+            <w:tcW w:type="dxa" w:w="2400"/>
+            <w:tcBorders>
+              <w:top w:val="single" w:color="BFBFBF" w:sz="4"/>
+              <w:left w:val="single" w:color="BFBFBF" w:sz="4"/>
+              <w:bottom w:val="single" w:color="BFBFBF" w:sz="4"/>
+              <w:right w:val="single" w:color="BFBFBF" w:sz="4"/>
+            </w:tcBorders>
+            <w:tcMar>
+              <w:top w:type="dxa" w:w="80"/>
+              <w:left w:type="dxa" w:w="120"/>
+              <w:bottom w:type="dxa" w:w="80"/>
+              <w:right w:type="dxa" w:w="120"/>
+            </w:tcMar>
+          </w:tcPr>
+          <w:p>
+            <w:r>
+              <w:t xml:space="preserve">Scope</w:t>
+            </w:r>
+          </w:p>
+        </w:tc>
+        <w:tc>
+          <w:tcPr>
+            <w:tcW w:type="dxa" w:w="6626"/>
+            <w:tcBorders>
+              <w:top w:val="single" w:color="BFBFBF" w:sz="4"/>
+              <w:left w:val="single" w:color="BFBFBF" w:sz="4"/>
+              <w:bottom w:val="single" w:color="BFBFBF" w:sz="4"/>
+              <w:right w:val="single" w:color="BFBFBF" w:sz="4"/>
+            </w:tcBorders>
+            <w:tcMar>
+              <w:top w:type="dxa" w:w="80"/>
+              <w:left w:type="dxa" w:w="120"/>
+              <w:bottom w:type="dxa" w:w="80"/>
+              <w:right w:type="dxa" w:w="120"/>
+            </w:tcMar>
+          </w:tcPr>
+          <w:p>
+            <w:r>
+              <w:t xml:space="preserve">Every earlier story, whether it is in scope, and why.</w:t>
+            </w:r>
+          </w:p>
+        </w:tc>
+      </w:tr>
+      <w:tr>
+        <w:tc>
+          <w:tcPr>
+            <w:tcW w:type="dxa" w:w="2400"/>
+            <w:tcBorders>
+              <w:top w:val="single" w:color="BFBFBF" w:sz="4"/>
+              <w:left w:val="single" w:color="BFBFBF" w:sz="4"/>
+              <w:bottom w:val="single" w:color="BFBFBF" w:sz="4"/>
+              <w:right w:val="single" w:color="BFBFBF" w:sz="4"/>
+            </w:tcBorders>
+            <w:tcMar>
+              <w:top w:type="dxa" w:w="80"/>
+              <w:left w:type="dxa" w:w="120"/>
+              <w:bottom w:type="dxa" w:w="80"/>
+              <w:right w:type="dxa" w:w="120"/>
+            </w:tcMar>
+          </w:tcPr>
+          <w:p>
+            <w:r>
+              <w:t xml:space="preserve">Smoke run</w:t>
+            </w:r>
+          </w:p>
+        </w:tc>
+        <w:tc>
+          <w:tcPr>
+            <w:tcW w:type="dxa" w:w="6626"/>
+            <w:tcBorders>
+              <w:top w:val="single" w:color="BFBFBF" w:sz="4"/>
+              <w:left w:val="single" w:color="BFBFBF" w:sz="4"/>
+              <w:bottom w:val="single" w:color="BFBFBF" w:sz="4"/>
+              <w:right w:val="single" w:color="BFBFBF" w:sz="4"/>
+            </w:tcBorders>
+            <w:tcMar>
+              <w:top w:type="dxa" w:w="80"/>
+              <w:left w:type="dxa" w:w="120"/>
+              <w:bottom w:type="dxa" w:w="80"/>
+              <w:right w:type="dxa" w:w="120"/>
+            </w:tcMar>
+          </w:tcPr>
+          <w:p>
+            <w:r>
+              <w:t xml:space="preserve">The result of each step of the smoke run.</w:t>
+            </w:r>
+          </w:p>
+        </w:tc>
+      </w:tr>
+      <w:tr>
+        <w:tc>
+          <w:tcPr>
+            <w:tcW w:type="dxa" w:w="2400"/>
+            <w:tcBorders>
+              <w:top w:val="single" w:color="BFBFBF" w:sz="4"/>
+              <w:left w:val="single" w:color="BFBFBF" w:sz="4"/>
+              <w:bottom w:val="single" w:color="BFBFBF" w:sz="4"/>
+              <w:right w:val="single" w:color="BFBFBF" w:sz="4"/>
+            </w:tcBorders>
+            <w:tcMar>
+              <w:top w:type="dxa" w:w="80"/>
+              <w:left w:type="dxa" w:w="120"/>
+              <w:bottom w:type="dxa" w:w="80"/>
+              <w:right w:type="dxa" w:w="120"/>
+            </w:tcMar>
+          </w:tcPr>
+          <w:p>
+            <w:r>
+              <w:t xml:space="preserve">Follow-ups</w:t>
+            </w:r>
+          </w:p>
+        </w:tc>
+        <w:tc>
+          <w:tcPr>
+            <w:tcW w:type="dxa" w:w="6626"/>
+            <w:tcBorders>
+              <w:top w:val="single" w:color="BFBFBF" w:sz="4"/>
+              <w:left w:val="single" w:color="BFBFBF" w:sz="4"/>
+              <w:bottom w:val="single" w:color="BFBFBF" w:sz="4"/>
+              <w:right w:val="single" w:color="BFBFBF" w:sz="4"/>
+            </w:tcBorders>
+            <w:tcMar>
+              <w:top w:type="dxa" w:w="80"/>
+              <w:left w:type="dxa" w:w="120"/>
+              <w:bottom w:type="dxa" w:w="80"/>
+              <w:right w:type="dxa" w:w="120"/>
+            </w:tcMar>
+          </w:tcPr>
+          <w:p>
+            <w:r>
+              <w:t xml:space="preserve">Bugs raised and test cases that need updating.</w:t>
+            </w:r>
+          </w:p>
+        </w:tc>
+      </w:tr>
+    </w:tbl>
+    <w:p>
+      <w:pPr>
+        <w:spacing w:after="140"/>
+      </w:pPr>
+    </w:p>
+    <w:p>
+      <w:pPr>
+        <w:spacing w:after="140"/>
+      </w:pPr>
+      <w:r>
+        <w:t xml:space="preserve">If several people are testing at once, upload the tracker to the team's Google Drive and fill it in there, so nobody overwrites anyone else. Download the finished copy back into </w:t>
+      </w:r>
+      <w:r>
+        <w:rPr>
+          <w:rFonts w:ascii="Consolas" w:cs="Consolas" w:eastAsia="Consolas" w:hAnsi="Consolas"/>
+          <w:sz w:val="20"/>
+          <w:szCs w:val="20"/>
+        </w:rPr>
+        <w:t xml:space="preserve">docs/regression/</w:t>
+      </w:r>
+      <w:r>
+        <w:t xml:space="preserve"> at close-out.</w:t>
       </w:r>
     </w:p>
     <w:p>
@@ -1704,7 +1538,7 @@
           </w:tcPr>
           <w:p>
             <w:r>
-              <w:t xml:space="preserve">Raise a bug (step 7).</w:t>
+              <w:t xml:space="preserve">Raise a bug (step 7). Add a row to Follow-ups.</w:t>
             </w:r>
           </w:p>
         </w:tc>
@@ -1772,7 +1606,7 @@
           </w:tcPr>
           <w:p>
             <w:r>
-              <w:t xml:space="preserve">Name the story that changed it in the notes. List the case under "Test cases that need updating".</w:t>
+              <w:t xml:space="preserve">Name the story that changed it in the notes. Add a row to Follow-ups.</w:t>
             </w:r>
           </w:p>
         </w:tc>
@@ -1840,7 +1674,7 @@
           </w:tcPr>
           <w:p>
             <w:r>
-              <w:t xml:space="preserve">Say why in the notes. List the case under "Test cases that need updating".</w:t>
+              <w:t xml:space="preserve">Say why in the notes. Add a row to Follow-ups.</w:t>
             </w:r>
           </w:p>
         </w:tc>

--- a/docs/Regression_Testing_Guide.docx
+++ b/docs/Regression_Testing_Guide.docx
@@ -110,14 +110,13 @@
           <w:b/>
           <w:bCs/>
         </w:rPr>
-        <w:t xml:space="preserve">Never run</w:t>
-      </w:r>
-      <w:r>
-        <w:t xml:space="preserve"> </w:t>
-      </w:r>
-      <w:r>
-        <w:rPr>
-          <w:rFonts w:ascii="Consolas" w:cs="Consolas" w:eastAsia="Consolas" w:hAnsi="Consolas"/>
+        <w:t xml:space="preserve">Never run </w:t>
+      </w:r>
+      <w:r>
+        <w:rPr>
+          <w:rFonts w:ascii="Consolas" w:cs="Consolas" w:eastAsia="Consolas" w:hAnsi="Consolas"/>
+          <w:b/>
+          <w:bCs/>
           <w:sz w:val="20"/>
           <w:szCs w:val="20"/>
         </w:rPr>
@@ -163,7 +162,7 @@
     </w:p>
     <w:p>
       <w:pPr>
-        <w:shd w:fill="F2F2F2" w:val="clear"/>
+        <w:shd w:fill="F2F2F2" w:color="auto" w:val="clear"/>
         <w:spacing w:after="0" w:before="80"/>
         <w:ind w:left="200" w:right="200"/>
       </w:pPr>
@@ -178,7 +177,7 @@
     </w:p>
     <w:p>
       <w:pPr>
-        <w:shd w:fill="F2F2F2" w:val="clear"/>
+        <w:shd w:fill="F2F2F2" w:color="auto" w:val="clear"/>
         <w:spacing w:after="0" w:before="0"/>
         <w:ind w:left="200" w:right="200"/>
       </w:pPr>
@@ -193,7 +192,7 @@
     </w:p>
     <w:p>
       <w:pPr>
-        <w:shd w:fill="F2F2F2" w:val="clear"/>
+        <w:shd w:fill="F2F2F2" w:color="auto" w:val="clear"/>
         <w:spacing w:after="0" w:before="0"/>
         <w:ind w:left="200" w:right="200"/>
       </w:pPr>
@@ -208,7 +207,7 @@
     </w:p>
     <w:p>
       <w:pPr>
-        <w:shd w:fill="F2F2F2" w:val="clear"/>
+        <w:shd w:fill="F2F2F2" w:color="auto" w:val="clear"/>
         <w:spacing w:after="0" w:before="0"/>
         <w:ind w:left="200" w:right="200"/>
       </w:pPr>
@@ -223,7 +222,7 @@
     </w:p>
     <w:p>
       <w:pPr>
-        <w:shd w:fill="F2F2F2" w:val="clear"/>
+        <w:shd w:fill="F2F2F2" w:color="auto" w:val="clear"/>
         <w:spacing w:after="0" w:before="0"/>
         <w:ind w:left="200" w:right="200"/>
       </w:pPr>
@@ -238,8 +237,8 @@
     </w:p>
     <w:p>
       <w:pPr>
-        <w:shd w:fill="F2F2F2" w:val="clear"/>
-        <w:spacing w:after="200" w:before="0"/>
+        <w:shd w:fill="F2F2F2" w:color="auto" w:val="clear"/>
+        <w:spacing w:after="0" w:before="0"/>
         <w:ind w:left="200" w:right="200"/>
       </w:pPr>
       <w:r>
@@ -253,6 +252,21 @@
     </w:p>
     <w:p>
       <w:pPr>
+        <w:shd w:fill="F2F2F2" w:color="auto" w:val="clear"/>
+        <w:spacing w:after="160" w:before="0"/>
+        <w:ind w:left="200" w:right="200"/>
+      </w:pPr>
+      <w:r>
+        <w:rPr>
+          <w:rFonts w:ascii="Consolas" w:cs="Consolas" w:eastAsia="Consolas" w:hAnsi="Consolas"/>
+          <w:sz w:val="18"/>
+          <w:szCs w:val="18"/>
+        </w:rPr>
+        <w:t xml:space="preserve">npm run test-cases:check</w:t>
+      </w:r>
+    </w:p>
+    <w:p>
+      <w:pPr>
         <w:spacing w:after="140"/>
       </w:pPr>
       <w:r>
@@ -272,7 +286,7 @@
     </w:p>
     <w:p>
       <w:pPr>
-        <w:shd w:fill="F2F2F2" w:val="clear"/>
+        <w:shd w:fill="F2F2F2" w:color="auto" w:val="clear"/>
         <w:spacing w:after="0" w:before="80"/>
         <w:ind w:left="200" w:right="200"/>
       </w:pPr>
@@ -287,8 +301,8 @@
     </w:p>
     <w:p>
       <w:pPr>
-        <w:shd w:fill="F2F2F2" w:val="clear"/>
-        <w:spacing w:after="200" w:before="0"/>
+        <w:shd w:fill="F2F2F2" w:color="auto" w:val="clear"/>
+        <w:spacing w:after="160" w:before="0"/>
         <w:ind w:left="200" w:right="200"/>
       </w:pPr>
       <w:r>
@@ -305,7 +319,15 @@
         <w:spacing w:after="140"/>
       </w:pPr>
       <w:r>
-        <w:t xml:space="preserve">All five must pass before any manual testing. A failure here is a regression: handle it as in step 7, then start again from this step.</w:t>
+        <w:t xml:space="preserve">Also check that CI is green on GitHub for the commit you are testing. CI runs the end-to-end smoke tests, which refuse to run against the shared database.</w:t>
+      </w:r>
+    </w:p>
+    <w:p>
+      <w:pPr>
+        <w:spacing w:after="140"/>
+      </w:pPr>
+      <w:r>
+        <w:t xml:space="preserve">All of them must pass before any manual testing. A failure here is a regression: handle it as in step 7, then start again from this step.</w:t>
       </w:r>
     </w:p>
     <w:p>
@@ -326,8 +348,8 @@
     </w:p>
     <w:p>
       <w:pPr>
-        <w:shd w:fill="F2F2F2" w:val="clear"/>
-        <w:spacing w:after="200" w:before="80"/>
+        <w:shd w:fill="F2F2F2" w:color="auto" w:val="clear"/>
+        <w:spacing w:after="160" w:before="80"/>
         <w:ind w:left="200" w:right="200"/>
       </w:pPr>
       <w:r>
@@ -360,8 +382,8 @@
     </w:p>
     <w:p>
       <w:pPr>
-        <w:shd w:fill="F2F2F2" w:val="clear"/>
-        <w:spacing w:after="200" w:before="80"/>
+        <w:shd w:fill="F2F2F2" w:color="auto" w:val="clear"/>
+        <w:spacing w:after="160" w:before="80"/>
         <w:ind w:left="200" w:right="200"/>
       </w:pPr>
       <w:r>
@@ -394,8 +416,8 @@
     </w:p>
     <w:p>
       <w:pPr>
-        <w:shd w:fill="F2F2F2" w:val="clear"/>
-        <w:spacing w:after="200" w:before="80"/>
+        <w:shd w:fill="F2F2F2" w:color="auto" w:val="clear"/>
+        <w:spacing w:after="160" w:before="80"/>
         <w:ind w:left="200" w:right="200"/>
       </w:pPr>
       <w:r>
@@ -522,20 +544,19 @@
       <w:r>
         <w:rPr>
           <w:rFonts w:ascii="Consolas" w:cs="Consolas" w:eastAsia="Consolas" w:hAnsi="Consolas"/>
+          <w:b/>
+          <w:bCs/>
           <w:sz w:val="20"/>
           <w:szCs w:val="20"/>
         </w:rPr>
         <w:t xml:space="preserve">code_references</w:t>
       </w:r>
       <w:r>
-        <w:t xml:space="preserve"> </w:t>
-      </w:r>
-      <w:r>
         <w:rPr>
           <w:b/>
           <w:bCs/>
         </w:rPr>
-        <w:t xml:space="preserve">is not complete.</w:t>
+        <w:t xml:space="preserve"> is not complete.</w:t>
       </w:r>
       <w:r>
         <w:t xml:space="preserve"> If you know a change affects a screen that an earlier story uses, add that story even if the search missed it.</w:t>
@@ -642,28 +663,17 @@
         <w:spacing w:after="140"/>
       </w:pPr>
       <w:r>
-        <w:t xml:space="preserve">Write the selected case IDs into the regression log before you start, so the scope is fixed before the results come in.</w:t>
-      </w:r>
-    </w:p>
-    <w:p>
-      <w:pPr>
-        <w:pStyle w:val="Heading1"/>
-      </w:pPr>
-      <w:r>
-        <w:t xml:space="preserve">Step 4: Prepare the test data</w:t>
-      </w:r>
-    </w:p>
-    <w:p>
-      <w:pPr>
-        <w:pStyle w:val="ListParagraph"/>
-        <w:numPr>
-          <w:ilvl w:val="0"/>
-          <w:numId w:val="3"/>
-        </w:numPr>
-        <w:spacing w:after="80"/>
-      </w:pPr>
-      <w:r>
-        <w:t xml:space="preserve">If a story in scope has a fixture script (</w:t>
+        <w:t xml:space="preserve">Before the run, check whether a story finished this sprint changed on purpose what a selected case expects. For example, a case that ticks booking slots that no longer exist, or one that expects a refusal message that now reads differently. Do not edit the story's test case files for this. Rewrite the case on the log's </w:t>
+      </w:r>
+      <w:r>
+        <w:rPr>
+          <w:b/>
+          <w:bCs/>
+        </w:rPr>
+        <w:t xml:space="preserve">Rewritten cases</w:t>
+      </w:r>
+      <w:r>
+        <w:t xml:space="preserve"> sheet, give it the same ID with </w:t>
       </w:r>
       <w:r>
         <w:rPr>
@@ -671,10 +681,49 @@
           <w:sz w:val="20"/>
           <w:szCs w:val="20"/>
         </w:rPr>
-        <w:t xml:space="preserve">npm run fixtures:spm&lt;NN&gt;</w:t>
-      </w:r>
-      <w:r>
-        <w:t xml:space="preserve">, listed in </w:t>
+        <w:t xml:space="preserve">-R</w:t>
+      </w:r>
+      <w:r>
+        <w:t xml:space="preserve"> on the end, and run it on a copy of the database before the regression run, so its expected results come from the screen. List every out-of-date case, selected or not, on the </w:t>
+      </w:r>
+      <w:r>
+        <w:rPr>
+          <w:b/>
+          <w:bCs/>
+        </w:rPr>
+        <w:t xml:space="preserve">Out-of-date cases</w:t>
+      </w:r>
+      <w:r>
+        <w:t xml:space="preserve"> sheet with the story that changed it. The story's owner updates the test case files afterwards (step 6).</w:t>
+      </w:r>
+    </w:p>
+    <w:p>
+      <w:pPr>
+        <w:spacing w:after="140"/>
+      </w:pPr>
+      <w:r>
+        <w:t xml:space="preserve">Write the selected case IDs into the regression log before you start, so the scope is fixed before the results come in.</w:t>
+      </w:r>
+    </w:p>
+    <w:p>
+      <w:pPr>
+        <w:pStyle w:val="Heading1"/>
+      </w:pPr>
+      <w:r>
+        <w:t xml:space="preserve">Step 4: Prepare the test data</w:t>
+      </w:r>
+    </w:p>
+    <w:p>
+      <w:pPr>
+        <w:pStyle w:val="ListParagraph"/>
+        <w:numPr>
+          <w:ilvl w:val="0"/>
+          <w:numId w:val="3"/>
+        </w:numPr>
+        <w:spacing w:after="80"/>
+      </w:pPr>
+      <w:r>
+        <w:t xml:space="preserve">If a story in scope has a fixture script (</w:t>
       </w:r>
       <w:r>
         <w:rPr>
@@ -682,23 +731,10 @@
           <w:sz w:val="20"/>
           <w:szCs w:val="20"/>
         </w:rPr>
-        <w:t xml:space="preserve">package.json</w:t>
-      </w:r>
-      <w:r>
-        <w:t xml:space="preserve">), run it before testing that story, and again after any case that changes data. The case's preconditions say when.</w:t>
-      </w:r>
-    </w:p>
-    <w:p>
-      <w:pPr>
-        <w:pStyle w:val="ListParagraph"/>
-        <w:numPr>
-          <w:ilvl w:val="0"/>
-          <w:numId w:val="3"/>
-        </w:numPr>
-        <w:spacing w:after="80"/>
-      </w:pPr>
-      <w:r>
-        <w:t xml:space="preserve">Stories without a fixture script use the base seed data. If a precondition no longer matches what is in the database, record the case as </w:t>
+        <w:t xml:space="preserve">npm run fixtures:spm&lt;NN&gt;</w:t>
+      </w:r>
+      <w:r>
+        <w:t xml:space="preserve">, listed in </w:t>
       </w:r>
       <w:r>
         <w:rPr>
@@ -706,6 +742,30 @@
           <w:sz w:val="20"/>
           <w:szCs w:val="20"/>
         </w:rPr>
+        <w:t xml:space="preserve">package.json</w:t>
+      </w:r>
+      <w:r>
+        <w:t xml:space="preserve">), run it before testing that story, and again after any case that changes data. The case's preconditions say when.</w:t>
+      </w:r>
+    </w:p>
+    <w:p>
+      <w:pPr>
+        <w:pStyle w:val="ListParagraph"/>
+        <w:numPr>
+          <w:ilvl w:val="0"/>
+          <w:numId w:val="3"/>
+        </w:numPr>
+        <w:spacing w:after="80"/>
+      </w:pPr>
+      <w:r>
+        <w:t xml:space="preserve">Stories without a fixture script use the base seed data. If a precondition no longer matches what is in the database, record the case as </w:t>
+      </w:r>
+      <w:r>
+        <w:rPr>
+          <w:rFonts w:ascii="Consolas" w:cs="Consolas" w:eastAsia="Consolas" w:hAnsi="Consolas"/>
+          <w:sz w:val="20"/>
+          <w:szCs w:val="20"/>
+        </w:rPr>
         <w:t xml:space="preserve">Blocked</w:t>
       </w:r>
       <w:r>
@@ -758,7 +818,17 @@
         <w:t xml:space="preserve">REG S&lt;N&gt; &lt;your name&gt;</w:t>
       </w:r>
       <w:r>
-        <w:t xml:space="preserve">, so no story's fixtures are touched. As of sprint 2 the flow is:</w:t>
+        <w:t xml:space="preserve">, so no story's fixtures are touched. The tracker's </w:t>
+      </w:r>
+      <w:r>
+        <w:rPr>
+          <w:b/>
+          <w:bCs/>
+        </w:rPr>
+        <w:t xml:space="preserve">Smoke run</w:t>
+      </w:r>
+      <w:r>
+        <w:t xml:space="preserve"> sheet has the accounts and what to check at each step. As of sprint 3 the flow is:</w:t>
       </w:r>
     </w:p>
     <w:p>
@@ -797,7 +867,7 @@
         <w:spacing w:after="80"/>
       </w:pPr>
       <w:r>
-        <w:t xml:space="preserve">Event Coordinator reviews and approves the request.</w:t>
+        <w:t xml:space="preserve">Event Coordinator reviews and approves the request, then begins planning.</w:t>
       </w:r>
     </w:p>
     <w:p>
@@ -810,7 +880,7 @@
         <w:spacing w:after="80"/>
       </w:pPr>
       <w:r>
-        <w:t xml:space="preserve">Event Coordinator begins planning, searches for a venue, checks its availability and submits a venue booking request.</w:t>
+        <w:t xml:space="preserve">Event Coordinator makes an ordinary edit to the event information.</w:t>
       </w:r>
     </w:p>
     <w:p>
@@ -823,6 +893,19 @@
         <w:spacing w:after="80"/>
       </w:pPr>
       <w:r>
+        <w:t xml:space="preserve">Event Coordinator searches for venues and requests two venues for the same times, each for its own purpose, attendance and layout.</w:t>
+      </w:r>
+    </w:p>
+    <w:p>
+      <w:pPr>
+        <w:pStyle w:val="ListParagraph"/>
+        <w:numPr>
+          <w:ilvl w:val="0"/>
+          <w:numId w:val="4"/>
+        </w:numPr>
+        <w:spacing w:after="80"/>
+      </w:pPr>
+      <w:r>
         <w:t xml:space="preserve">Event Coordinator records the equipment required.</w:t>
       </w:r>
     </w:p>
@@ -836,7 +919,7 @@
         <w:spacing w:after="80"/>
       </w:pPr>
       <w:r>
-        <w:t xml:space="preserve">Technical Support Staff checks equipment availability and reserves it.</w:t>
+        <w:t xml:space="preserve">Technical Support Staff checks equipment availability and reserves it, then marks an unrelated item under maintenance and returns it.</w:t>
       </w:r>
     </w:p>
     <w:p>
@@ -849,7 +932,150 @@
         <w:spacing w:after="80"/>
       </w:pPr>
       <w:r>
-        <w:t xml:space="preserve">Venue Staff opens the venue list, edits a venue and views its availability calendar.</w:t>
+        <w:t xml:space="preserve">Venue Staff approves both booking requests.</w:t>
+      </w:r>
+    </w:p>
+    <w:p>
+      <w:pPr>
+        <w:pStyle w:val="ListParagraph"/>
+        <w:numPr>
+          <w:ilvl w:val="0"/>
+          <w:numId w:val="4"/>
+        </w:numPr>
+        <w:spacing w:after="80"/>
+      </w:pPr>
+      <w:r>
+        <w:t xml:space="preserve">Venue Staff marks one of the two venues unavailable over the event's times.</w:t>
+      </w:r>
+    </w:p>
+    <w:p>
+      <w:pPr>
+        <w:pStyle w:val="ListParagraph"/>
+        <w:numPr>
+          <w:ilvl w:val="0"/>
+          <w:numId w:val="4"/>
+        </w:numPr>
+        <w:spacing w:after="80"/>
+      </w:pPr>
+      <w:r>
+        <w:t xml:space="preserve">Event Coordinator sees the notification and the flagged booking.</w:t>
+      </w:r>
+    </w:p>
+    <w:p>
+      <w:pPr>
+        <w:pStyle w:val="ListParagraph"/>
+        <w:numPr>
+          <w:ilvl w:val="0"/>
+          <w:numId w:val="4"/>
+        </w:numPr>
+        <w:spacing w:after="80"/>
+      </w:pPr>
+      <w:r>
+        <w:t xml:space="preserve">Event Coordinator requests a replacement venue and releases the flagged booking.</w:t>
+      </w:r>
+    </w:p>
+    <w:p>
+      <w:pPr>
+        <w:pStyle w:val="ListParagraph"/>
+        <w:numPr>
+          <w:ilvl w:val="0"/>
+          <w:numId w:val="4"/>
+        </w:numPr>
+        <w:spacing w:after="80"/>
+      </w:pPr>
+      <w:r>
+        <w:t xml:space="preserve">Venue Staff approves the replacement.</w:t>
+      </w:r>
+    </w:p>
+    <w:p>
+      <w:pPr>
+        <w:pStyle w:val="ListParagraph"/>
+        <w:numPr>
+          <w:ilvl w:val="0"/>
+          <w:numId w:val="4"/>
+        </w:numPr>
+        <w:spacing w:after="80"/>
+      </w:pPr>
+      <w:r>
+        <w:t xml:space="preserve">Event Coordinator sets up registration and tries to confirm the event, which is refused for the missing safety check.</w:t>
+      </w:r>
+    </w:p>
+    <w:p>
+      <w:pPr>
+        <w:pStyle w:val="ListParagraph"/>
+        <w:numPr>
+          <w:ilvl w:val="0"/>
+          <w:numId w:val="4"/>
+        </w:numPr>
+        <w:spacing w:after="80"/>
+      </w:pPr>
+      <w:r>
+        <w:t xml:space="preserve">Event Coordinator submits the event for a safety check.</w:t>
+      </w:r>
+    </w:p>
+    <w:p>
+      <w:pPr>
+        <w:pStyle w:val="ListParagraph"/>
+        <w:numPr>
+          <w:ilvl w:val="0"/>
+          <w:numId w:val="4"/>
+        </w:numPr>
+        <w:spacing w:after="80"/>
+      </w:pPr>
+      <w:r>
+        <w:t xml:space="preserve">Safety Officer requests changes.</w:t>
+      </w:r>
+    </w:p>
+    <w:p>
+      <w:pPr>
+        <w:pStyle w:val="ListParagraph"/>
+        <w:numPr>
+          <w:ilvl w:val="0"/>
+          <w:numId w:val="4"/>
+        </w:numPr>
+        <w:spacing w:after="80"/>
+      </w:pPr>
+      <w:r>
+        <w:t xml:space="preserve">Event Coordinator reads the decision and resubmits; the organiser cannot see the reason.</w:t>
+      </w:r>
+    </w:p>
+    <w:p>
+      <w:pPr>
+        <w:pStyle w:val="ListParagraph"/>
+        <w:numPr>
+          <w:ilvl w:val="0"/>
+          <w:numId w:val="4"/>
+        </w:numPr>
+        <w:spacing w:after="80"/>
+      </w:pPr>
+      <w:r>
+        <w:t xml:space="preserve">Safety Officer approves, and the Event Coordinator confirms the event.</w:t>
+      </w:r>
+    </w:p>
+    <w:p>
+      <w:pPr>
+        <w:pStyle w:val="ListParagraph"/>
+        <w:numPr>
+          <w:ilvl w:val="0"/>
+          <w:numId w:val="4"/>
+        </w:numPr>
+        <w:spacing w:after="80"/>
+      </w:pPr>
+      <w:r>
+        <w:t xml:space="preserve">An Attendee registers for the event, then withdraws.</w:t>
+      </w:r>
+    </w:p>
+    <w:p>
+      <w:pPr>
+        <w:pStyle w:val="ListParagraph"/>
+        <w:numPr>
+          <w:ilvl w:val="0"/>
+          <w:numId w:val="4"/>
+        </w:numPr>
+        <w:spacing w:after="80"/>
+      </w:pPr>
+      <w:r>
+        <w:t xml:space="preserve">The organiser and the coordinator see the withdrawal on the registration list.</w:t>
       </w:r>
     </w:p>
     <w:p>
@@ -933,8 +1159,8 @@
         </w:tblBorders>
       </w:tblPr>
       <w:tblGrid>
-        <w:gridCol w:w="2400"/>
-        <w:gridCol w:w="6626"/>
+        <w:gridCol w:w="1992"/>
+        <w:gridCol w:w="7034"/>
       </w:tblGrid>
       <w:tr>
         <w:trPr>
@@ -942,14 +1168,14 @@
         </w:trPr>
         <w:tc>
           <w:tcPr>
-            <w:tcW w:type="dxa" w:w="2400"/>
-            <w:tcBorders>
-              <w:top w:val="single" w:color="BFBFBF" w:sz="4"/>
-              <w:left w:val="single" w:color="BFBFBF" w:sz="4"/>
-              <w:bottom w:val="single" w:color="BFBFBF" w:sz="4"/>
-              <w:right w:val="single" w:color="BFBFBF" w:sz="4"/>
-            </w:tcBorders>
-            <w:shd w:fill="E7EEF7" w:val="clear"/>
+            <w:tcW w:type="dxa" w:w="1992"/>
+            <w:tcBorders>
+              <w:top w:val="single" w:color="BFBFBF" w:sz="4"/>
+              <w:left w:val="single" w:color="BFBFBF" w:sz="4"/>
+              <w:bottom w:val="single" w:color="BFBFBF" w:sz="4"/>
+              <w:right w:val="single" w:color="BFBFBF" w:sz="4"/>
+            </w:tcBorders>
+            <w:shd w:fill="E7EEF7" w:color="auto" w:val="clear"/>
             <w:tcMar>
               <w:top w:type="dxa" w:w="80"/>
               <w:left w:type="dxa" w:w="120"/>
@@ -969,14 +1195,14 @@
         </w:tc>
         <w:tc>
           <w:tcPr>
-            <w:tcW w:type="dxa" w:w="6626"/>
-            <w:tcBorders>
-              <w:top w:val="single" w:color="BFBFBF" w:sz="4"/>
-              <w:left w:val="single" w:color="BFBFBF" w:sz="4"/>
-              <w:bottom w:val="single" w:color="BFBFBF" w:sz="4"/>
-              <w:right w:val="single" w:color="BFBFBF" w:sz="4"/>
-            </w:tcBorders>
-            <w:shd w:fill="E7EEF7" w:val="clear"/>
+            <w:tcW w:type="dxa" w:w="7034"/>
+            <w:tcBorders>
+              <w:top w:val="single" w:color="BFBFBF" w:sz="4"/>
+              <w:left w:val="single" w:color="BFBFBF" w:sz="4"/>
+              <w:bottom w:val="single" w:color="BFBFBF" w:sz="4"/>
+              <w:right w:val="single" w:color="BFBFBF" w:sz="4"/>
+            </w:tcBorders>
+            <w:shd w:fill="E7EEF7" w:color="auto" w:val="clear"/>
             <w:tcMar>
               <w:top w:type="dxa" w:w="80"/>
               <w:left w:type="dxa" w:w="120"/>
@@ -996,9 +1222,12 @@
         </w:tc>
       </w:tr>
       <w:tr>
-        <w:tc>
-          <w:tcPr>
-            <w:tcW w:type="dxa" w:w="2400"/>
+        <w:trPr>
+          <w:tblHeader w:val="off"/>
+        </w:trPr>
+        <w:tc>
+          <w:tcPr>
+            <w:tcW w:type="dxa" w:w="1992"/>
             <w:tcBorders>
               <w:top w:val="single" w:color="BFBFBF" w:sz="4"/>
               <w:left w:val="single" w:color="BFBFBF" w:sz="4"/>
@@ -1020,7 +1249,7 @@
         </w:tc>
         <w:tc>
           <w:tcPr>
-            <w:tcW w:type="dxa" w:w="6626"/>
+            <w:tcW w:type="dxa" w:w="7034"/>
             <w:tcBorders>
               <w:top w:val="single" w:color="BFBFBF" w:sz="4"/>
               <w:left w:val="single" w:color="BFBFBF" w:sz="4"/>
@@ -1042,193 +1271,366 @@
         </w:tc>
       </w:tr>
       <w:tr>
-        <w:tc>
-          <w:tcPr>
-            <w:tcW w:type="dxa" w:w="2400"/>
-            <w:tcBorders>
-              <w:top w:val="single" w:color="BFBFBF" w:sz="4"/>
-              <w:left w:val="single" w:color="BFBFBF" w:sz="4"/>
-              <w:bottom w:val="single" w:color="BFBFBF" w:sz="4"/>
-              <w:right w:val="single" w:color="BFBFBF" w:sz="4"/>
-            </w:tcBorders>
-            <w:tcMar>
-              <w:top w:type="dxa" w:w="80"/>
-              <w:left w:type="dxa" w:w="120"/>
-              <w:bottom w:type="dxa" w:w="80"/>
-              <w:right w:type="dxa" w:w="120"/>
-            </w:tcMar>
-          </w:tcPr>
-          <w:p>
-            <w:r>
-              <w:t xml:space="preserve">Retested cases</w:t>
-            </w:r>
-          </w:p>
-        </w:tc>
-        <w:tc>
-          <w:tcPr>
-            <w:tcW w:type="dxa" w:w="6626"/>
-            <w:tcBorders>
-              <w:top w:val="single" w:color="BFBFBF" w:sz="4"/>
-              <w:left w:val="single" w:color="BFBFBF" w:sz="4"/>
-              <w:bottom w:val="single" w:color="BFBFBF" w:sz="4"/>
-              <w:right w:val="single" w:color="BFBFBF" w:sz="4"/>
-            </w:tcBorders>
-            <w:tcMar>
-              <w:top w:type="dxa" w:w="80"/>
-              <w:left w:type="dxa" w:w="120"/>
-              <w:bottom w:type="dxa" w:w="80"/>
-              <w:right w:type="dxa" w:w="120"/>
-            </w:tcMar>
-          </w:tcPr>
-          <w:p>
-            <w:r>
-              <w:t xml:space="preserve">One row per selected case: result, tester, date and notes.</w:t>
+        <w:trPr>
+          <w:tblHeader w:val="off"/>
+        </w:trPr>
+        <w:tc>
+          <w:tcPr>
+            <w:tcW w:type="dxa" w:w="1992"/>
+            <w:tcBorders>
+              <w:top w:val="single" w:color="BFBFBF" w:sz="4"/>
+              <w:left w:val="single" w:color="BFBFBF" w:sz="4"/>
+              <w:bottom w:val="single" w:color="BFBFBF" w:sz="4"/>
+              <w:right w:val="single" w:color="BFBFBF" w:sz="4"/>
+            </w:tcBorders>
+            <w:tcMar>
+              <w:top w:type="dxa" w:w="80"/>
+              <w:left w:type="dxa" w:w="120"/>
+              <w:bottom w:type="dxa" w:w="80"/>
+              <w:right w:type="dxa" w:w="120"/>
+            </w:tcMar>
+          </w:tcPr>
+          <w:p>
+            <w:r>
+              <w:t xml:space="preserve">Testers</w:t>
+            </w:r>
+          </w:p>
+        </w:tc>
+        <w:tc>
+          <w:tcPr>
+            <w:tcW w:type="dxa" w:w="7034"/>
+            <w:tcBorders>
+              <w:top w:val="single" w:color="BFBFBF" w:sz="4"/>
+              <w:left w:val="single" w:color="BFBFBF" w:sz="4"/>
+              <w:bottom w:val="single" w:color="BFBFBF" w:sz="4"/>
+              <w:right w:val="single" w:color="BFBFBF" w:sz="4"/>
+            </w:tcBorders>
+            <w:tcMar>
+              <w:top w:type="dxa" w:w="80"/>
+              <w:left w:type="dxa" w:w="120"/>
+              <w:bottom w:type="dxa" w:w="80"/>
+              <w:right w:type="dxa" w:w="120"/>
+            </w:tcMar>
+          </w:tcPr>
+          <w:p>
+            <w:r>
+              <w:t xml:space="preserve">Who retests which area, with each tester's case count and progress. Nobody retests their own stories from this sprint.</w:t>
             </w:r>
           </w:p>
         </w:tc>
       </w:tr>
       <w:tr>
-        <w:tc>
-          <w:tcPr>
-            <w:tcW w:type="dxa" w:w="2400"/>
-            <w:tcBorders>
-              <w:top w:val="single" w:color="BFBFBF" w:sz="4"/>
-              <w:left w:val="single" w:color="BFBFBF" w:sz="4"/>
-              <w:bottom w:val="single" w:color="BFBFBF" w:sz="4"/>
-              <w:right w:val="single" w:color="BFBFBF" w:sz="4"/>
-            </w:tcBorders>
-            <w:tcMar>
-              <w:top w:type="dxa" w:w="80"/>
-              <w:left w:type="dxa" w:w="120"/>
-              <w:bottom w:type="dxa" w:w="80"/>
-              <w:right w:type="dxa" w:w="120"/>
-            </w:tcMar>
-          </w:tcPr>
-          <w:p>
-            <w:r>
-              <w:t xml:space="preserve">Automated checks</w:t>
-            </w:r>
-          </w:p>
-        </w:tc>
-        <w:tc>
-          <w:tcPr>
-            <w:tcW w:type="dxa" w:w="6626"/>
-            <w:tcBorders>
-              <w:top w:val="single" w:color="BFBFBF" w:sz="4"/>
-              <w:left w:val="single" w:color="BFBFBF" w:sz="4"/>
-              <w:bottom w:val="single" w:color="BFBFBF" w:sz="4"/>
-              <w:right w:val="single" w:color="BFBFBF" w:sz="4"/>
-            </w:tcBorders>
-            <w:tcMar>
-              <w:top w:type="dxa" w:w="80"/>
-              <w:left w:type="dxa" w:w="120"/>
-              <w:bottom w:type="dxa" w:w="80"/>
-              <w:right w:type="dxa" w:w="120"/>
-            </w:tcMar>
-          </w:tcPr>
-          <w:p>
-            <w:r>
-              <w:t xml:space="preserve">The result of each command in step 1.</w:t>
+        <w:trPr>
+          <w:tblHeader w:val="off"/>
+        </w:trPr>
+        <w:tc>
+          <w:tcPr>
+            <w:tcW w:type="dxa" w:w="1992"/>
+            <w:tcBorders>
+              <w:top w:val="single" w:color="BFBFBF" w:sz="4"/>
+              <w:left w:val="single" w:color="BFBFBF" w:sz="4"/>
+              <w:bottom w:val="single" w:color="BFBFBF" w:sz="4"/>
+              <w:right w:val="single" w:color="BFBFBF" w:sz="4"/>
+            </w:tcBorders>
+            <w:tcMar>
+              <w:top w:type="dxa" w:w="80"/>
+              <w:left w:type="dxa" w:w="120"/>
+              <w:bottom w:type="dxa" w:w="80"/>
+              <w:right w:type="dxa" w:w="120"/>
+            </w:tcMar>
+          </w:tcPr>
+          <w:p>
+            <w:r>
+              <w:t xml:space="preserve">Retested cases</w:t>
+            </w:r>
+          </w:p>
+        </w:tc>
+        <w:tc>
+          <w:tcPr>
+            <w:tcW w:type="dxa" w:w="7034"/>
+            <w:tcBorders>
+              <w:top w:val="single" w:color="BFBFBF" w:sz="4"/>
+              <w:left w:val="single" w:color="BFBFBF" w:sz="4"/>
+              <w:bottom w:val="single" w:color="BFBFBF" w:sz="4"/>
+              <w:right w:val="single" w:color="BFBFBF" w:sz="4"/>
+            </w:tcBorders>
+            <w:tcMar>
+              <w:top w:type="dxa" w:w="80"/>
+              <w:left w:type="dxa" w:w="120"/>
+              <w:bottom w:type="dxa" w:w="80"/>
+              <w:right w:type="dxa" w:w="120"/>
+            </w:tcMar>
+          </w:tcPr>
+          <w:p>
+            <w:r>
+              <w:t xml:space="preserve">One row per selected case: who it is assigned to, the result, who tested it, the date and notes.</w:t>
             </w:r>
           </w:p>
         </w:tc>
       </w:tr>
       <w:tr>
-        <w:tc>
-          <w:tcPr>
-            <w:tcW w:type="dxa" w:w="2400"/>
-            <w:tcBorders>
-              <w:top w:val="single" w:color="BFBFBF" w:sz="4"/>
-              <w:left w:val="single" w:color="BFBFBF" w:sz="4"/>
-              <w:bottom w:val="single" w:color="BFBFBF" w:sz="4"/>
-              <w:right w:val="single" w:color="BFBFBF" w:sz="4"/>
-            </w:tcBorders>
-            <w:tcMar>
-              <w:top w:type="dxa" w:w="80"/>
-              <w:left w:type="dxa" w:w="120"/>
-              <w:bottom w:type="dxa" w:w="80"/>
-              <w:right w:type="dxa" w:w="120"/>
-            </w:tcMar>
-          </w:tcPr>
-          <w:p>
-            <w:r>
-              <w:t xml:space="preserve">Scope</w:t>
-            </w:r>
-          </w:p>
-        </w:tc>
-        <w:tc>
-          <w:tcPr>
-            <w:tcW w:type="dxa" w:w="6626"/>
-            <w:tcBorders>
-              <w:top w:val="single" w:color="BFBFBF" w:sz="4"/>
-              <w:left w:val="single" w:color="BFBFBF" w:sz="4"/>
-              <w:bottom w:val="single" w:color="BFBFBF" w:sz="4"/>
-              <w:right w:val="single" w:color="BFBFBF" w:sz="4"/>
-            </w:tcBorders>
-            <w:tcMar>
-              <w:top w:type="dxa" w:w="80"/>
-              <w:left w:type="dxa" w:w="120"/>
-              <w:bottom w:type="dxa" w:w="80"/>
-              <w:right w:type="dxa" w:w="120"/>
-            </w:tcMar>
-          </w:tcPr>
-          <w:p>
-            <w:r>
-              <w:t xml:space="preserve">Every earlier story, whether it is in scope, and why.</w:t>
+        <w:trPr>
+          <w:tblHeader w:val="off"/>
+        </w:trPr>
+        <w:tc>
+          <w:tcPr>
+            <w:tcW w:type="dxa" w:w="1992"/>
+            <w:tcBorders>
+              <w:top w:val="single" w:color="BFBFBF" w:sz="4"/>
+              <w:left w:val="single" w:color="BFBFBF" w:sz="4"/>
+              <w:bottom w:val="single" w:color="BFBFBF" w:sz="4"/>
+              <w:right w:val="single" w:color="BFBFBF" w:sz="4"/>
+            </w:tcBorders>
+            <w:tcMar>
+              <w:top w:type="dxa" w:w="80"/>
+              <w:left w:type="dxa" w:w="120"/>
+              <w:bottom w:type="dxa" w:w="80"/>
+              <w:right w:type="dxa" w:w="120"/>
+            </w:tcMar>
+          </w:tcPr>
+          <w:p>
+            <w:r>
+              <w:t xml:space="preserve">Rewritten cases</w:t>
+            </w:r>
+          </w:p>
+        </w:tc>
+        <w:tc>
+          <w:tcPr>
+            <w:tcW w:type="dxa" w:w="7034"/>
+            <w:tcBorders>
+              <w:top w:val="single" w:color="BFBFBF" w:sz="4"/>
+              <w:left w:val="single" w:color="BFBFBF" w:sz="4"/>
+              <w:bottom w:val="single" w:color="BFBFBF" w:sz="4"/>
+              <w:right w:val="single" w:color="BFBFBF" w:sz="4"/>
+            </w:tcBorders>
+            <w:tcMar>
+              <w:top w:type="dxa" w:w="80"/>
+              <w:left w:type="dxa" w:w="120"/>
+              <w:bottom w:type="dxa" w:w="80"/>
+              <w:right w:type="dxa" w:w="120"/>
+            </w:tcMar>
+          </w:tcPr>
+          <w:p>
+            <w:r>
+              <w:t xml:space="preserve">Steps and expected results for selected cases whose story workbook is out of date. Their IDs end in </w:t>
+            </w:r>
+            <w:r>
+              <w:rPr>
+                <w:rFonts w:ascii="Consolas" w:cs="Consolas" w:eastAsia="Consolas" w:hAnsi="Consolas"/>
+                <w:sz w:val="20"/>
+                <w:szCs w:val="20"/>
+              </w:rPr>
+              <w:t xml:space="preserve">-R</w:t>
+            </w:r>
+            <w:r>
+              <w:t xml:space="preserve">.</w:t>
             </w:r>
           </w:p>
         </w:tc>
       </w:tr>
       <w:tr>
-        <w:tc>
-          <w:tcPr>
-            <w:tcW w:type="dxa" w:w="2400"/>
-            <w:tcBorders>
-              <w:top w:val="single" w:color="BFBFBF" w:sz="4"/>
-              <w:left w:val="single" w:color="BFBFBF" w:sz="4"/>
-              <w:bottom w:val="single" w:color="BFBFBF" w:sz="4"/>
-              <w:right w:val="single" w:color="BFBFBF" w:sz="4"/>
-            </w:tcBorders>
-            <w:tcMar>
-              <w:top w:type="dxa" w:w="80"/>
-              <w:left w:type="dxa" w:w="120"/>
-              <w:bottom w:type="dxa" w:w="80"/>
-              <w:right w:type="dxa" w:w="120"/>
-            </w:tcMar>
-          </w:tcPr>
-          <w:p>
-            <w:r>
-              <w:t xml:space="preserve">Smoke run</w:t>
-            </w:r>
-          </w:p>
-        </w:tc>
-        <w:tc>
-          <w:tcPr>
-            <w:tcW w:type="dxa" w:w="6626"/>
-            <w:tcBorders>
-              <w:top w:val="single" w:color="BFBFBF" w:sz="4"/>
-              <w:left w:val="single" w:color="BFBFBF" w:sz="4"/>
-              <w:bottom w:val="single" w:color="BFBFBF" w:sz="4"/>
-              <w:right w:val="single" w:color="BFBFBF" w:sz="4"/>
-            </w:tcBorders>
-            <w:tcMar>
-              <w:top w:type="dxa" w:w="80"/>
-              <w:left w:type="dxa" w:w="120"/>
-              <w:bottom w:type="dxa" w:w="80"/>
-              <w:right w:type="dxa" w:w="120"/>
-            </w:tcMar>
-          </w:tcPr>
-          <w:p>
-            <w:r>
-              <w:t xml:space="preserve">The result of each step of the smoke run.</w:t>
+        <w:trPr>
+          <w:tblHeader w:val="off"/>
+        </w:trPr>
+        <w:tc>
+          <w:tcPr>
+            <w:tcW w:type="dxa" w:w="1992"/>
+            <w:tcBorders>
+              <w:top w:val="single" w:color="BFBFBF" w:sz="4"/>
+              <w:left w:val="single" w:color="BFBFBF" w:sz="4"/>
+              <w:bottom w:val="single" w:color="BFBFBF" w:sz="4"/>
+              <w:right w:val="single" w:color="BFBFBF" w:sz="4"/>
+            </w:tcBorders>
+            <w:tcMar>
+              <w:top w:type="dxa" w:w="80"/>
+              <w:left w:type="dxa" w:w="120"/>
+              <w:bottom w:type="dxa" w:w="80"/>
+              <w:right w:type="dxa" w:w="120"/>
+            </w:tcMar>
+          </w:tcPr>
+          <w:p>
+            <w:r>
+              <w:t xml:space="preserve">Out-of-date cases</w:t>
+            </w:r>
+          </w:p>
+        </w:tc>
+        <w:tc>
+          <w:tcPr>
+            <w:tcW w:type="dxa" w:w="7034"/>
+            <w:tcBorders>
+              <w:top w:val="single" w:color="BFBFBF" w:sz="4"/>
+              <w:left w:val="single" w:color="BFBFBF" w:sz="4"/>
+              <w:bottom w:val="single" w:color="BFBFBF" w:sz="4"/>
+              <w:right w:val="single" w:color="BFBFBF" w:sz="4"/>
+            </w:tcBorders>
+            <w:tcMar>
+              <w:top w:type="dxa" w:w="80"/>
+              <w:left w:type="dxa" w:w="120"/>
+              <w:bottom w:type="dxa" w:w="80"/>
+              <w:right w:type="dxa" w:w="120"/>
+            </w:tcMar>
+          </w:tcPr>
+          <w:p>
+            <w:r>
+              <w:t xml:space="preserve">Every story test case that a later story has made out of date, which story changed it, and whether it has been updated.</w:t>
             </w:r>
           </w:p>
         </w:tc>
       </w:tr>
       <w:tr>
-        <w:tc>
-          <w:tcPr>
-            <w:tcW w:type="dxa" w:w="2400"/>
+        <w:trPr>
+          <w:tblHeader w:val="off"/>
+        </w:trPr>
+        <w:tc>
+          <w:tcPr>
+            <w:tcW w:type="dxa" w:w="1992"/>
+            <w:tcBorders>
+              <w:top w:val="single" w:color="BFBFBF" w:sz="4"/>
+              <w:left w:val="single" w:color="BFBFBF" w:sz="4"/>
+              <w:bottom w:val="single" w:color="BFBFBF" w:sz="4"/>
+              <w:right w:val="single" w:color="BFBFBF" w:sz="4"/>
+            </w:tcBorders>
+            <w:tcMar>
+              <w:top w:type="dxa" w:w="80"/>
+              <w:left w:type="dxa" w:w="120"/>
+              <w:bottom w:type="dxa" w:w="80"/>
+              <w:right w:type="dxa" w:w="120"/>
+            </w:tcMar>
+          </w:tcPr>
+          <w:p>
+            <w:r>
+              <w:t xml:space="preserve">Automated checks</w:t>
+            </w:r>
+          </w:p>
+        </w:tc>
+        <w:tc>
+          <w:tcPr>
+            <w:tcW w:type="dxa" w:w="7034"/>
+            <w:tcBorders>
+              <w:top w:val="single" w:color="BFBFBF" w:sz="4"/>
+              <w:left w:val="single" w:color="BFBFBF" w:sz="4"/>
+              <w:bottom w:val="single" w:color="BFBFBF" w:sz="4"/>
+              <w:right w:val="single" w:color="BFBFBF" w:sz="4"/>
+            </w:tcBorders>
+            <w:tcMar>
+              <w:top w:type="dxa" w:w="80"/>
+              <w:left w:type="dxa" w:w="120"/>
+              <w:bottom w:type="dxa" w:w="80"/>
+              <w:right w:type="dxa" w:w="120"/>
+            </w:tcMar>
+          </w:tcPr>
+          <w:p>
+            <w:r>
+              <w:t xml:space="preserve">The result of each command in step 1.</w:t>
+            </w:r>
+          </w:p>
+        </w:tc>
+      </w:tr>
+      <w:tr>
+        <w:trPr>
+          <w:tblHeader w:val="off"/>
+        </w:trPr>
+        <w:tc>
+          <w:tcPr>
+            <w:tcW w:type="dxa" w:w="1992"/>
+            <w:tcBorders>
+              <w:top w:val="single" w:color="BFBFBF" w:sz="4"/>
+              <w:left w:val="single" w:color="BFBFBF" w:sz="4"/>
+              <w:bottom w:val="single" w:color="BFBFBF" w:sz="4"/>
+              <w:right w:val="single" w:color="BFBFBF" w:sz="4"/>
+            </w:tcBorders>
+            <w:tcMar>
+              <w:top w:type="dxa" w:w="80"/>
+              <w:left w:type="dxa" w:w="120"/>
+              <w:bottom w:type="dxa" w:w="80"/>
+              <w:right w:type="dxa" w:w="120"/>
+            </w:tcMar>
+          </w:tcPr>
+          <w:p>
+            <w:r>
+              <w:t xml:space="preserve">Scope</w:t>
+            </w:r>
+          </w:p>
+        </w:tc>
+        <w:tc>
+          <w:tcPr>
+            <w:tcW w:type="dxa" w:w="7034"/>
+            <w:tcBorders>
+              <w:top w:val="single" w:color="BFBFBF" w:sz="4"/>
+              <w:left w:val="single" w:color="BFBFBF" w:sz="4"/>
+              <w:bottom w:val="single" w:color="BFBFBF" w:sz="4"/>
+              <w:right w:val="single" w:color="BFBFBF" w:sz="4"/>
+            </w:tcBorders>
+            <w:tcMar>
+              <w:top w:type="dxa" w:w="80"/>
+              <w:left w:type="dxa" w:w="120"/>
+              <w:bottom w:type="dxa" w:w="80"/>
+              <w:right w:type="dxa" w:w="120"/>
+            </w:tcMar>
+          </w:tcPr>
+          <w:p>
+            <w:r>
+              <w:t xml:space="preserve">Every earlier story, whether it is in scope, and why.</w:t>
+            </w:r>
+          </w:p>
+        </w:tc>
+      </w:tr>
+      <w:tr>
+        <w:trPr>
+          <w:tblHeader w:val="off"/>
+        </w:trPr>
+        <w:tc>
+          <w:tcPr>
+            <w:tcW w:type="dxa" w:w="1992"/>
+            <w:tcBorders>
+              <w:top w:val="single" w:color="BFBFBF" w:sz="4"/>
+              <w:left w:val="single" w:color="BFBFBF" w:sz="4"/>
+              <w:bottom w:val="single" w:color="BFBFBF" w:sz="4"/>
+              <w:right w:val="single" w:color="BFBFBF" w:sz="4"/>
+            </w:tcBorders>
+            <w:tcMar>
+              <w:top w:type="dxa" w:w="80"/>
+              <w:left w:type="dxa" w:w="120"/>
+              <w:bottom w:type="dxa" w:w="80"/>
+              <w:right w:type="dxa" w:w="120"/>
+            </w:tcMar>
+          </w:tcPr>
+          <w:p>
+            <w:r>
+              <w:t xml:space="preserve">Smoke run</w:t>
+            </w:r>
+          </w:p>
+        </w:tc>
+        <w:tc>
+          <w:tcPr>
+            <w:tcW w:type="dxa" w:w="7034"/>
+            <w:tcBorders>
+              <w:top w:val="single" w:color="BFBFBF" w:sz="4"/>
+              <w:left w:val="single" w:color="BFBFBF" w:sz="4"/>
+              <w:bottom w:val="single" w:color="BFBFBF" w:sz="4"/>
+              <w:right w:val="single" w:color="BFBFBF" w:sz="4"/>
+            </w:tcBorders>
+            <w:tcMar>
+              <w:top w:type="dxa" w:w="80"/>
+              <w:left w:type="dxa" w:w="120"/>
+              <w:bottom w:type="dxa" w:w="80"/>
+              <w:right w:type="dxa" w:w="120"/>
+            </w:tcMar>
+          </w:tcPr>
+          <w:p>
+            <w:r>
+              <w:t xml:space="preserve">The result of each step of the smoke run.</w:t>
+            </w:r>
+          </w:p>
+        </w:tc>
+      </w:tr>
+      <w:tr>
+        <w:trPr>
+          <w:tblHeader w:val="off"/>
+        </w:trPr>
+        <w:tc>
+          <w:tcPr>
+            <w:tcW w:type="dxa" w:w="1992"/>
             <w:tcBorders>
               <w:top w:val="single" w:color="BFBFBF" w:sz="4"/>
               <w:left w:val="single" w:color="BFBFBF" w:sz="4"/>
@@ -1250,7 +1652,7 @@
         </w:tc>
         <w:tc>
           <w:tcPr>
-            <w:tcW w:type="dxa" w:w="6626"/>
+            <w:tcW w:type="dxa" w:w="7034"/>
             <w:tcBorders>
               <w:top w:val="single" w:color="BFBFBF" w:sz="4"/>
               <w:left w:val="single" w:color="BFBFBF" w:sz="4"/>
@@ -1274,7 +1676,7 @@
     </w:tbl>
     <w:p>
       <w:pPr>
-        <w:spacing w:after="140"/>
+        <w:spacing w:after="80"/>
       </w:pPr>
     </w:p>
     <w:p>
@@ -1317,9 +1719,9 @@
         </w:tblBorders>
       </w:tblPr>
       <w:tblGrid>
-        <w:gridCol w:w="1900"/>
-        <w:gridCol w:w="3826"/>
-        <w:gridCol w:w="3300"/>
+        <w:gridCol w:w="1120"/>
+        <w:gridCol w:w="3952"/>
+        <w:gridCol w:w="3954"/>
       </w:tblGrid>
       <w:tr>
         <w:trPr>
@@ -1327,14 +1729,14 @@
         </w:trPr>
         <w:tc>
           <w:tcPr>
-            <w:tcW w:type="dxa" w:w="1900"/>
-            <w:tcBorders>
-              <w:top w:val="single" w:color="BFBFBF" w:sz="4"/>
-              <w:left w:val="single" w:color="BFBFBF" w:sz="4"/>
-              <w:bottom w:val="single" w:color="BFBFBF" w:sz="4"/>
-              <w:right w:val="single" w:color="BFBFBF" w:sz="4"/>
-            </w:tcBorders>
-            <w:shd w:fill="E7EEF7" w:val="clear"/>
+            <w:tcW w:type="dxa" w:w="1120"/>
+            <w:tcBorders>
+              <w:top w:val="single" w:color="BFBFBF" w:sz="4"/>
+              <w:left w:val="single" w:color="BFBFBF" w:sz="4"/>
+              <w:bottom w:val="single" w:color="BFBFBF" w:sz="4"/>
+              <w:right w:val="single" w:color="BFBFBF" w:sz="4"/>
+            </w:tcBorders>
+            <w:shd w:fill="E7EEF7" w:color="auto" w:val="clear"/>
             <w:tcMar>
               <w:top w:type="dxa" w:w="80"/>
               <w:left w:type="dxa" w:w="120"/>
@@ -1354,14 +1756,14 @@
         </w:tc>
         <w:tc>
           <w:tcPr>
-            <w:tcW w:type="dxa" w:w="3826"/>
-            <w:tcBorders>
-              <w:top w:val="single" w:color="BFBFBF" w:sz="4"/>
-              <w:left w:val="single" w:color="BFBFBF" w:sz="4"/>
-              <w:bottom w:val="single" w:color="BFBFBF" w:sz="4"/>
-              <w:right w:val="single" w:color="BFBFBF" w:sz="4"/>
-            </w:tcBorders>
-            <w:shd w:fill="E7EEF7" w:val="clear"/>
+            <w:tcW w:type="dxa" w:w="3952"/>
+            <w:tcBorders>
+              <w:top w:val="single" w:color="BFBFBF" w:sz="4"/>
+              <w:left w:val="single" w:color="BFBFBF" w:sz="4"/>
+              <w:bottom w:val="single" w:color="BFBFBF" w:sz="4"/>
+              <w:right w:val="single" w:color="BFBFBF" w:sz="4"/>
+            </w:tcBorders>
+            <w:shd w:fill="E7EEF7" w:color="auto" w:val="clear"/>
             <w:tcMar>
               <w:top w:type="dxa" w:w="80"/>
               <w:left w:type="dxa" w:w="120"/>
@@ -1381,14 +1783,14 @@
         </w:tc>
         <w:tc>
           <w:tcPr>
-            <w:tcW w:type="dxa" w:w="3300"/>
-            <w:tcBorders>
-              <w:top w:val="single" w:color="BFBFBF" w:sz="4"/>
-              <w:left w:val="single" w:color="BFBFBF" w:sz="4"/>
-              <w:bottom w:val="single" w:color="BFBFBF" w:sz="4"/>
-              <w:right w:val="single" w:color="BFBFBF" w:sz="4"/>
-            </w:tcBorders>
-            <w:shd w:fill="E7EEF7" w:val="clear"/>
+            <w:tcW w:type="dxa" w:w="3954"/>
+            <w:tcBorders>
+              <w:top w:val="single" w:color="BFBFBF" w:sz="4"/>
+              <w:left w:val="single" w:color="BFBFBF" w:sz="4"/>
+              <w:bottom w:val="single" w:color="BFBFBF" w:sz="4"/>
+              <w:right w:val="single" w:color="BFBFBF" w:sz="4"/>
+            </w:tcBorders>
+            <w:shd w:fill="E7EEF7" w:color="auto" w:val="clear"/>
             <w:tcMar>
               <w:top w:type="dxa" w:w="80"/>
               <w:left w:type="dxa" w:w="120"/>
@@ -1408,9 +1810,12 @@
         </w:tc>
       </w:tr>
       <w:tr>
-        <w:tc>
-          <w:tcPr>
-            <w:tcW w:type="dxa" w:w="1900"/>
+        <w:trPr>
+          <w:tblHeader w:val="off"/>
+        </w:trPr>
+        <w:tc>
+          <w:tcPr>
+            <w:tcW w:type="dxa" w:w="1120"/>
             <w:tcBorders>
               <w:top w:val="single" w:color="BFBFBF" w:sz="4"/>
               <w:left w:val="single" w:color="BFBFBF" w:sz="4"/>
@@ -1432,7 +1837,7 @@
         </w:tc>
         <w:tc>
           <w:tcPr>
-            <w:tcW w:type="dxa" w:w="3826"/>
+            <w:tcW w:type="dxa" w:w="3952"/>
             <w:tcBorders>
               <w:top w:val="single" w:color="BFBFBF" w:sz="4"/>
               <w:left w:val="single" w:color="BFBFBF" w:sz="4"/>
@@ -1454,7 +1859,7 @@
         </w:tc>
         <w:tc>
           <w:tcPr>
-            <w:tcW w:type="dxa" w:w="3300"/>
+            <w:tcW w:type="dxa" w:w="3954"/>
             <w:tcBorders>
               <w:top w:val="single" w:color="BFBFBF" w:sz="4"/>
               <w:left w:val="single" w:color="BFBFBF" w:sz="4"/>
@@ -1476,9 +1881,12 @@
         </w:tc>
       </w:tr>
       <w:tr>
-        <w:tc>
-          <w:tcPr>
-            <w:tcW w:type="dxa" w:w="1900"/>
+        <w:trPr>
+          <w:tblHeader w:val="off"/>
+        </w:trPr>
+        <w:tc>
+          <w:tcPr>
+            <w:tcW w:type="dxa" w:w="1120"/>
             <w:tcBorders>
               <w:top w:val="single" w:color="BFBFBF" w:sz="4"/>
               <w:left w:val="single" w:color="BFBFBF" w:sz="4"/>
@@ -1500,7 +1908,7 @@
         </w:tc>
         <w:tc>
           <w:tcPr>
-            <w:tcW w:type="dxa" w:w="3826"/>
+            <w:tcW w:type="dxa" w:w="3952"/>
             <w:tcBorders>
               <w:top w:val="single" w:color="BFBFBF" w:sz="4"/>
               <w:left w:val="single" w:color="BFBFBF" w:sz="4"/>
@@ -1522,7 +1930,7 @@
         </w:tc>
         <w:tc>
           <w:tcPr>
-            <w:tcW w:type="dxa" w:w="3300"/>
+            <w:tcW w:type="dxa" w:w="3954"/>
             <w:tcBorders>
               <w:top w:val="single" w:color="BFBFBF" w:sz="4"/>
               <w:left w:val="single" w:color="BFBFBF" w:sz="4"/>
@@ -1544,9 +1952,12 @@
         </w:tc>
       </w:tr>
       <w:tr>
-        <w:tc>
-          <w:tcPr>
-            <w:tcW w:type="dxa" w:w="1900"/>
+        <w:trPr>
+          <w:tblHeader w:val="off"/>
+        </w:trPr>
+        <w:tc>
+          <w:tcPr>
+            <w:tcW w:type="dxa" w:w="1120"/>
             <w:tcBorders>
               <w:top w:val="single" w:color="BFBFBF" w:sz="4"/>
               <w:left w:val="single" w:color="BFBFBF" w:sz="4"/>
@@ -1568,7 +1979,7 @@
         </w:tc>
         <w:tc>
           <w:tcPr>
-            <w:tcW w:type="dxa" w:w="3826"/>
+            <w:tcW w:type="dxa" w:w="3952"/>
             <w:tcBorders>
               <w:top w:val="single" w:color="BFBFBF" w:sz="4"/>
               <w:left w:val="single" w:color="BFBFBF" w:sz="4"/>
@@ -1590,7 +2001,7 @@
         </w:tc>
         <w:tc>
           <w:tcPr>
-            <w:tcW w:type="dxa" w:w="3300"/>
+            <w:tcW w:type="dxa" w:w="3954"/>
             <w:tcBorders>
               <w:top w:val="single" w:color="BFBFBF" w:sz="4"/>
               <w:left w:val="single" w:color="BFBFBF" w:sz="4"/>
@@ -1612,9 +2023,12 @@
         </w:tc>
       </w:tr>
       <w:tr>
-        <w:tc>
-          <w:tcPr>
-            <w:tcW w:type="dxa" w:w="1900"/>
+        <w:trPr>
+          <w:tblHeader w:val="off"/>
+        </w:trPr>
+        <w:tc>
+          <w:tcPr>
+            <w:tcW w:type="dxa" w:w="1120"/>
             <w:tcBorders>
               <w:top w:val="single" w:color="BFBFBF" w:sz="4"/>
               <w:left w:val="single" w:color="BFBFBF" w:sz="4"/>
@@ -1636,7 +2050,7 @@
         </w:tc>
         <w:tc>
           <w:tcPr>
-            <w:tcW w:type="dxa" w:w="3826"/>
+            <w:tcW w:type="dxa" w:w="3952"/>
             <w:tcBorders>
               <w:top w:val="single" w:color="BFBFBF" w:sz="4"/>
               <w:left w:val="single" w:color="BFBFBF" w:sz="4"/>
@@ -1658,7 +2072,7 @@
         </w:tc>
         <w:tc>
           <w:tcPr>
-            <w:tcW w:type="dxa" w:w="3300"/>
+            <w:tcW w:type="dxa" w:w="3954"/>
             <w:tcBorders>
               <w:top w:val="single" w:color="BFBFBF" w:sz="4"/>
               <w:left w:val="single" w:color="BFBFBF" w:sz="4"/>
@@ -1682,7 +2096,7 @@
     </w:tbl>
     <w:p>
       <w:pPr>
-        <w:spacing w:after="140"/>
+        <w:spacing w:after="80"/>
       </w:pPr>
     </w:p>
     <w:p>
@@ -1817,7 +2231,7 @@
     </w:p>
     <w:p>
       <w:pPr>
-        <w:shd w:fill="F2F2F2" w:val="clear"/>
+        <w:shd w:fill="F2F2F2" w:color="auto" w:val="clear"/>
         <w:spacing w:after="0" w:before="80"/>
         <w:ind w:left="200" w:right="200"/>
       </w:pPr>
@@ -1832,8 +2246,8 @@
     </w:p>
     <w:p>
       <w:pPr>
-        <w:shd w:fill="F2F2F2" w:val="clear"/>
-        <w:spacing w:after="200" w:before="0"/>
+        <w:shd w:fill="F2F2F2" w:color="auto" w:val="clear"/>
+        <w:spacing w:after="160" w:before="0"/>
         <w:ind w:left="200" w:right="200"/>
       </w:pPr>
       <w:r>
@@ -2062,42 +2476,6 @@
       </w:pPr>
     </w:lvl>
   </w:abstractNum>
-  <w:abstractNum w:abstractNumId="4" w15:restartNumberingAfterBreak="0">
-    <w:multiLevelType w:val="hybridMultilevel"/>
-    <w:lvl w:ilvl="0" w:tentative="1">
-      <w:start w:val="1"/>
-      <w:numFmt w:val="decimal"/>
-      <w:lvlText w:val="%1."/>
-      <w:lvlJc w:val="left"/>
-      <w:pPr>
-        <w:ind w:left="720" w:hanging="360"/>
-      </w:pPr>
-    </w:lvl>
-  </w:abstractNum>
-  <w:abstractNum w:abstractNumId="5" w15:restartNumberingAfterBreak="0">
-    <w:multiLevelType w:val="hybridMultilevel"/>
-    <w:lvl w:ilvl="0" w:tentative="1">
-      <w:start w:val="1"/>
-      <w:numFmt w:val="decimal"/>
-      <w:lvlText w:val="%1."/>
-      <w:lvlJc w:val="left"/>
-      <w:pPr>
-        <w:ind w:left="720" w:hanging="360"/>
-      </w:pPr>
-    </w:lvl>
-  </w:abstractNum>
-  <w:abstractNum w:abstractNumId="6" w15:restartNumberingAfterBreak="0">
-    <w:multiLevelType w:val="hybridMultilevel"/>
-    <w:lvl w:ilvl="0" w:tentative="1">
-      <w:start w:val="1"/>
-      <w:numFmt w:val="decimal"/>
-      <w:lvlText w:val="%1."/>
-      <w:lvlJc w:val="left"/>
-      <w:pPr>
-        <w:ind w:left="720" w:hanging="360"/>
-      </w:pPr>
-    </w:lvl>
-  </w:abstractNum>
   <w:num w:numId="1">
     <w:abstractNumId w:val="1"/>
     <w:lvlOverride w:ilvl="0">
@@ -2117,19 +2495,19 @@
     </w:lvlOverride>
   </w:num>
   <w:num w:numId="4">
-    <w:abstractNumId w:val="4"/>
+    <w:abstractNumId w:val="3"/>
     <w:lvlOverride w:ilvl="0">
       <w:startOverride w:val="1"/>
     </w:lvlOverride>
   </w:num>
   <w:num w:numId="5">
-    <w:abstractNumId w:val="5"/>
+    <w:abstractNumId w:val="3"/>
     <w:lvlOverride w:ilvl="0">
       <w:startOverride w:val="1"/>
     </w:lvlOverride>
   </w:num>
   <w:num w:numId="6">
-    <w:abstractNumId w:val="6"/>
+    <w:abstractNumId w:val="3"/>
     <w:lvlOverride w:ilvl="0">
       <w:startOverride w:val="1"/>
     </w:lvlOverride>
@@ -2202,11 +2580,6 @@
       <w:b/>
       <w:bCs/>
     </w:rPr>
-  </w:style>
-  <w:style w:type="paragraph" w:styleId="ListParagraph">
-    <w:name w:val="List Paragraph"/>
-    <w:basedOn w:val="Normal"/>
-    <w:qFormat/>
   </w:style>
   <w:style w:type="character" w:styleId="Hyperlink">
     <w:name w:val="Hyperlink"/>
@@ -2346,6 +2719,11 @@
       <w:sz w:val="25"/>
       <w:szCs w:val="25"/>
     </w:rPr>
+  </w:style>
+  <w:style w:type="paragraph" w:styleId="ListParagraph">
+    <w:name w:val="List Paragraph"/>
+    <w:basedOn w:val="Normal"/>
+    <w:qFormat/>
   </w:style>
 </w:styles>
 </file>

--- a/docs/Regression_Testing_Guide.docx
+++ b/docs/Regression_Testing_Guide.docx
@@ -34,7 +34,7 @@
         <w:spacing w:after="140"/>
       </w:pPr>
       <w:r>
-        <w:t xml:space="preserve">It should take one or two people about half a day. If it is taking longer, the scope in step 2 is too wide.</w:t>
+        <w:t xml:space="preserve">Split the cases between the team by feature area, so each person's share takes an afternoon. If it is taking longer, the scope in step 2 is too wide.</w:t>
       </w:r>
     </w:p>
     <w:p>
@@ -93,7 +93,7 @@
         <w:t xml:space="preserve">docs/test-cases/</w:t>
       </w:r>
       <w:r>
-        <w:t xml:space="preserve"> hold each story's original test run and stay as they are. Open them to read the steps; write the results in the sprint's regression log (step 6).</w:t>
+        <w:t xml:space="preserve"> hold each story's original test run and stay as they are. The sprint's regression log (step 6) copies in the steps of every selected case, so testers work from the log alone.</w:t>
       </w:r>
     </w:p>
     <w:p>
@@ -146,7 +146,7 @@
         <w:spacing w:after="140"/>
       </w:pPr>
       <w:r>
-        <w:t xml:space="preserve">On an up-to-date </w:t>
+        <w:t xml:space="preserve">CI runs lint, type-check, unit tests, the test case check, the build, migrations, the fixture scripts and the end-to-end tests on every merge to </w:t>
       </w:r>
       <w:r>
         <w:rPr>
@@ -157,7 +157,37 @@
         <w:t xml:space="preserve">main</w:t>
       </w:r>
       <w:r>
-        <w:t xml:space="preserve">:</w:t>
+        <w:t xml:space="preserve">. Check on GitHub that CI is green for the commit you are testing.</w:t>
+      </w:r>
+    </w:p>
+    <w:p>
+      <w:pPr>
+        <w:spacing w:after="140"/>
+      </w:pPr>
+      <w:r>
+        <w:t xml:space="preserve">CI does not run the two checks that need the shared database. Run them on an up-to-date </w:t>
+      </w:r>
+      <w:r>
+        <w:rPr>
+          <w:rFonts w:ascii="Consolas" w:cs="Consolas" w:eastAsia="Consolas" w:hAnsi="Consolas"/>
+          <w:sz w:val="20"/>
+          <w:szCs w:val="20"/>
+        </w:rPr>
+        <w:t xml:space="preserve">main</w:t>
+      </w:r>
+      <w:r>
+        <w:t xml:space="preserve">, with </w:t>
+      </w:r>
+      <w:r>
+        <w:rPr>
+          <w:rFonts w:ascii="Consolas" w:cs="Consolas" w:eastAsia="Consolas" w:hAnsi="Consolas"/>
+          <w:sz w:val="20"/>
+          <w:szCs w:val="20"/>
+        </w:rPr>
+        <w:t xml:space="preserve">npm run dev</w:t>
+      </w:r>
+      <w:r>
+        <w:t xml:space="preserve"> running in a second terminal:</w:t>
       </w:r>
     </w:p>
     <w:p>
@@ -217,37 +247,7 @@
           <w:sz w:val="18"/>
           <w:szCs w:val="18"/>
         </w:rPr>
-        <w:t xml:space="preserve">npm test</w:t>
-      </w:r>
-    </w:p>
-    <w:p>
-      <w:pPr>
-        <w:shd w:fill="F2F2F2" w:color="auto" w:val="clear"/>
-        <w:spacing w:after="0" w:before="0"/>
-        <w:ind w:left="200" w:right="200"/>
-      </w:pPr>
-      <w:r>
-        <w:rPr>
-          <w:rFonts w:ascii="Consolas" w:cs="Consolas" w:eastAsia="Consolas" w:hAnsi="Consolas"/>
-          <w:sz w:val="18"/>
-          <w:szCs w:val="18"/>
-        </w:rPr>
-        <w:t xml:space="preserve">npm run lint</w:t>
-      </w:r>
-    </w:p>
-    <w:p>
-      <w:pPr>
-        <w:shd w:fill="F2F2F2" w:color="auto" w:val="clear"/>
-        <w:spacing w:after="0" w:before="0"/>
-        <w:ind w:left="200" w:right="200"/>
-      </w:pPr>
-      <w:r>
-        <w:rPr>
-          <w:rFonts w:ascii="Consolas" w:cs="Consolas" w:eastAsia="Consolas" w:hAnsi="Consolas"/>
-          <w:sz w:val="18"/>
-          <w:szCs w:val="18"/>
-        </w:rPr>
-        <w:t xml:space="preserve">npm run build</w:t>
+        <w:t xml:space="preserve">npm run verify:permissions</w:t>
       </w:r>
     </w:p>
     <w:p>
@@ -262,7 +262,7 @@
           <w:sz w:val="18"/>
           <w:szCs w:val="18"/>
         </w:rPr>
-        <w:t xml:space="preserve">npm run test-cases:check</w:t>
+        <w:t xml:space="preserve">npm run verify:login</w:t>
       </w:r>
     </w:p>
     <w:p>
@@ -270,64 +270,17 @@
         <w:spacing w:after="140"/>
       </w:pPr>
       <w:r>
-        <w:t xml:space="preserve">Then, with </w:t>
-      </w:r>
-      <w:r>
-        <w:rPr>
-          <w:rFonts w:ascii="Consolas" w:cs="Consolas" w:eastAsia="Consolas" w:hAnsi="Consolas"/>
-          <w:sz w:val="20"/>
-          <w:szCs w:val="20"/>
-        </w:rPr>
-        <w:t xml:space="preserve">npm run dev</w:t>
-      </w:r>
-      <w:r>
-        <w:t xml:space="preserve"> running in a second terminal:</w:t>
-      </w:r>
-    </w:p>
-    <w:p>
-      <w:pPr>
-        <w:shd w:fill="F2F2F2" w:color="auto" w:val="clear"/>
-        <w:spacing w:after="0" w:before="80"/>
-        <w:ind w:left="200" w:right="200"/>
-      </w:pPr>
-      <w:r>
-        <w:rPr>
-          <w:rFonts w:ascii="Consolas" w:cs="Consolas" w:eastAsia="Consolas" w:hAnsi="Consolas"/>
-          <w:sz w:val="18"/>
-          <w:szCs w:val="18"/>
-        </w:rPr>
-        <w:t xml:space="preserve">npm run verify:permissions</w:t>
-      </w:r>
-    </w:p>
-    <w:p>
-      <w:pPr>
-        <w:shd w:fill="F2F2F2" w:color="auto" w:val="clear"/>
-        <w:spacing w:after="160" w:before="0"/>
-        <w:ind w:left="200" w:right="200"/>
-      </w:pPr>
-      <w:r>
-        <w:rPr>
-          <w:rFonts w:ascii="Consolas" w:cs="Consolas" w:eastAsia="Consolas" w:hAnsi="Consolas"/>
-          <w:sz w:val="18"/>
-          <w:szCs w:val="18"/>
-        </w:rPr>
-        <w:t xml:space="preserve">npm run verify:login</w:t>
-      </w:r>
-    </w:p>
-    <w:p>
-      <w:pPr>
-        <w:spacing w:after="140"/>
-      </w:pPr>
-      <w:r>
-        <w:t xml:space="preserve">Also check that CI is green on GitHub for the commit you are testing. CI runs the end-to-end smoke tests, which refuse to run against the shared database.</w:t>
-      </w:r>
-    </w:p>
-    <w:p>
-      <w:pPr>
-        <w:spacing w:after="140"/>
-      </w:pPr>
-      <w:r>
-        <w:t xml:space="preserve">All of them must pass before any manual testing. A failure here is a regression: handle it as in step 7, then start again from this step.</w:t>
+        <w:t xml:space="preserve">Record all three on the log's </w:t>
+      </w:r>
+      <w:r>
+        <w:rPr>
+          <w:b/>
+          <w:bCs/>
+        </w:rPr>
+        <w:t xml:space="preserve">Summary</w:t>
+      </w:r>
+      <w:r>
+        <w:t xml:space="preserve"> sheet. They must pass before any manual testing. A failure here is a regression: handle it as in step 7, then start again from this step.</w:t>
       </w:r>
     </w:p>
     <w:p>
@@ -663,38 +616,126 @@
         <w:spacing w:after="140"/>
       </w:pPr>
       <w:r>
-        <w:t xml:space="preserve">Before the run, check whether a story finished this sprint changed on purpose what a selected case expects. For example, a case that ticks booking slots that no longer exist, or one that expects a refusal message that now reads differently. Do not edit the story's test case files for this. Rewrite the case on the log's </w:t>
+        <w:t xml:space="preserve">Before the run, check whether a story finished this sprint changed on purpose what a selected case expects. For example, a case that ticks booking slots that no longer exist, or one that expects a refusal message that now reads differently. Do not edit the story's test case files for this. Rewrite the case in the log, give it the same ID with </w:t>
+      </w:r>
+      <w:r>
+        <w:rPr>
+          <w:rFonts w:ascii="Consolas" w:cs="Consolas" w:eastAsia="Consolas" w:hAnsi="Consolas"/>
+          <w:sz w:val="20"/>
+          <w:szCs w:val="20"/>
+        </w:rPr>
+        <w:t xml:space="preserve">-R</w:t>
+      </w:r>
+      <w:r>
+        <w:t xml:space="preserve"> on the end, and run it on a copy of the database before the regression run, so its expected results come from the screen. List every out-of-date case, selected or not, on the </w:t>
       </w:r>
       <w:r>
         <w:rPr>
           <w:b/>
           <w:bCs/>
         </w:rPr>
-        <w:t xml:space="preserve">Rewritten cases</w:t>
-      </w:r>
-      <w:r>
-        <w:t xml:space="preserve"> sheet, give it the same ID with </w:t>
-      </w:r>
-      <w:r>
-        <w:rPr>
-          <w:rFonts w:ascii="Consolas" w:cs="Consolas" w:eastAsia="Consolas" w:hAnsi="Consolas"/>
-          <w:sz w:val="20"/>
-          <w:szCs w:val="20"/>
-        </w:rPr>
-        <w:t xml:space="preserve">-R</w:t>
-      </w:r>
-      <w:r>
-        <w:t xml:space="preserve"> on the end, and run it on a copy of the database before the regression run, so its expected results come from the screen. List every out-of-date case, selected or not, on the </w:t>
-      </w:r>
+        <w:t xml:space="preserve">Out-of-date cases</w:t>
+      </w:r>
+      <w:r>
+        <w:t xml:space="preserve"> sheet with the story that changed it. The story's owner updates the test case files afterwards (step 6).</w:t>
+      </w:r>
+    </w:p>
+    <w:p>
+      <w:pPr>
+        <w:spacing w:after="140"/>
+      </w:pPr>
+      <w:r>
+        <w:t xml:space="preserve">Put the selected cases into the log before you start, so the scope is fixed before the results come in. Give each tester one feature area, and avoid giving anyone their own stories from this sprint.</w:t>
+      </w:r>
+    </w:p>
+    <w:p>
+      <w:pPr>
+        <w:pStyle w:val="Heading1"/>
+      </w:pPr>
+      <w:r>
+        <w:t xml:space="preserve">Step 4: Prepare the test data</w:t>
+      </w:r>
+    </w:p>
+    <w:p>
+      <w:pPr>
+        <w:pStyle w:val="ListParagraph"/>
+        <w:numPr>
+          <w:ilvl w:val="0"/>
+          <w:numId w:val="3"/>
+        </w:numPr>
+        <w:spacing w:after="80"/>
+      </w:pPr>
+      <w:r>
+        <w:t xml:space="preserve">If a story in scope has a fixture script (</w:t>
+      </w:r>
+      <w:r>
+        <w:rPr>
+          <w:rFonts w:ascii="Consolas" w:cs="Consolas" w:eastAsia="Consolas" w:hAnsi="Consolas"/>
+          <w:sz w:val="20"/>
+          <w:szCs w:val="20"/>
+        </w:rPr>
+        <w:t xml:space="preserve">npm run fixtures:spm&lt;NN&gt;</w:t>
+      </w:r>
+      <w:r>
+        <w:t xml:space="preserve">, listed in </w:t>
+      </w:r>
+      <w:r>
+        <w:rPr>
+          <w:rFonts w:ascii="Consolas" w:cs="Consolas" w:eastAsia="Consolas" w:hAnsi="Consolas"/>
+          <w:sz w:val="20"/>
+          <w:szCs w:val="20"/>
+        </w:rPr>
+        <w:t xml:space="preserve">package.json</w:t>
+      </w:r>
+      <w:r>
+        <w:t xml:space="preserve">), run it before testing that story, and again after any case that changes data. The case's preconditions say when.</w:t>
+      </w:r>
+    </w:p>
+    <w:p>
+      <w:pPr>
+        <w:pStyle w:val="ListParagraph"/>
+        <w:numPr>
+          <w:ilvl w:val="0"/>
+          <w:numId w:val="3"/>
+        </w:numPr>
+        <w:spacing w:after="80"/>
+      </w:pPr>
+      <w:r>
+        <w:t xml:space="preserve">Stories without a fixture script use the base seed data. If a precondition no longer matches what is in the database, record the case as </w:t>
+      </w:r>
+      <w:r>
+        <w:rPr>
+          <w:rFonts w:ascii="Consolas" w:cs="Consolas" w:eastAsia="Consolas" w:hAnsi="Consolas"/>
+          <w:sz w:val="20"/>
+          <w:szCs w:val="20"/>
+        </w:rPr>
+        <w:t xml:space="preserve">Blocked</w:t>
+      </w:r>
+      <w:r>
+        <w:t xml:space="preserve"> and move on. Do not reseed to fix it.</w:t>
+      </w:r>
+    </w:p>
+    <w:p>
+      <w:pPr>
+        <w:pStyle w:val="Heading1"/>
+      </w:pPr>
+      <w:r>
+        <w:t xml:space="preserve">Step 5: Run the selected cases and the smoke run</w:t>
+      </w:r>
+    </w:p>
+    <w:p>
+      <w:pPr>
+        <w:spacing w:after="140"/>
+      </w:pPr>
       <w:r>
         <w:rPr>
           <w:b/>
           <w:bCs/>
         </w:rPr>
-        <w:t xml:space="preserve">Out-of-date cases</w:t>
-      </w:r>
-      <w:r>
-        <w:t xml:space="preserve"> sheet with the story that changed it. The story's owner updates the test case files afterwards (step 6).</w:t>
+        <w:t xml:space="preserve">Selected cases.</w:t>
+      </w:r>
+      <w:r>
+        <w:t xml:space="preserve"> Work down your own sheet in the log from top to bottom. A blue row starts each story and names its fixture script. Each case row has the preconditions, test data, steps and expected results, so there is no need to open the story workbooks.</w:t>
       </w:r>
     </w:p>
     <w:p>
@@ -702,82 +743,7 @@
         <w:spacing w:after="140"/>
       </w:pPr>
       <w:r>
-        <w:t xml:space="preserve">Write the selected case IDs into the regression log before you start, so the scope is fixed before the results come in.</w:t>
-      </w:r>
-    </w:p>
-    <w:p>
-      <w:pPr>
-        <w:pStyle w:val="Heading1"/>
-      </w:pPr>
-      <w:r>
-        <w:t xml:space="preserve">Step 4: Prepare the test data</w:t>
-      </w:r>
-    </w:p>
-    <w:p>
-      <w:pPr>
-        <w:pStyle w:val="ListParagraph"/>
-        <w:numPr>
-          <w:ilvl w:val="0"/>
-          <w:numId w:val="3"/>
-        </w:numPr>
-        <w:spacing w:after="80"/>
-      </w:pPr>
-      <w:r>
-        <w:t xml:space="preserve">If a story in scope has a fixture script (</w:t>
-      </w:r>
-      <w:r>
-        <w:rPr>
-          <w:rFonts w:ascii="Consolas" w:cs="Consolas" w:eastAsia="Consolas" w:hAnsi="Consolas"/>
-          <w:sz w:val="20"/>
-          <w:szCs w:val="20"/>
-        </w:rPr>
-        <w:t xml:space="preserve">npm run fixtures:spm&lt;NN&gt;</w:t>
-      </w:r>
-      <w:r>
-        <w:t xml:space="preserve">, listed in </w:t>
-      </w:r>
-      <w:r>
-        <w:rPr>
-          <w:rFonts w:ascii="Consolas" w:cs="Consolas" w:eastAsia="Consolas" w:hAnsi="Consolas"/>
-          <w:sz w:val="20"/>
-          <w:szCs w:val="20"/>
-        </w:rPr>
-        <w:t xml:space="preserve">package.json</w:t>
-      </w:r>
-      <w:r>
-        <w:t xml:space="preserve">), run it before testing that story, and again after any case that changes data. The case's preconditions say when.</w:t>
-      </w:r>
-    </w:p>
-    <w:p>
-      <w:pPr>
-        <w:pStyle w:val="ListParagraph"/>
-        <w:numPr>
-          <w:ilvl w:val="0"/>
-          <w:numId w:val="3"/>
-        </w:numPr>
-        <w:spacing w:after="80"/>
-      </w:pPr>
-      <w:r>
-        <w:t xml:space="preserve">Stories without a fixture script use the base seed data. If a precondition no longer matches what is in the database, record the case as </w:t>
-      </w:r>
-      <w:r>
-        <w:rPr>
-          <w:rFonts w:ascii="Consolas" w:cs="Consolas" w:eastAsia="Consolas" w:hAnsi="Consolas"/>
-          <w:sz w:val="20"/>
-          <w:szCs w:val="20"/>
-        </w:rPr>
-        <w:t xml:space="preserve">Blocked</w:t>
-      </w:r>
-      <w:r>
-        <w:t xml:space="preserve"> and move on. Do not reseed to fix it.</w:t>
-      </w:r>
-    </w:p>
-    <w:p>
-      <w:pPr>
-        <w:pStyle w:val="Heading1"/>
-      </w:pPr>
-      <w:r>
-        <w:t xml:space="preserve">Step 5: Run the selected cases and the smoke run</w:t>
+        <w:t xml:space="preserve">Do the smoke run first, together, before splitting up.</w:t>
       </w:r>
     </w:p>
     <w:p>
@@ -789,361 +755,336 @@
           <w:b/>
           <w:bCs/>
         </w:rPr>
-        <w:t xml:space="preserve">Selected cases.</w:t>
-      </w:r>
-      <w:r>
-        <w:t xml:space="preserve"> Open each story's workbook, follow the steps for the selected cases, and compare with the expected results. Do not type into the workbook.</w:t>
-      </w:r>
-    </w:p>
-    <w:p>
-      <w:pPr>
-        <w:spacing w:after="140"/>
-      </w:pPr>
+        <w:t xml:space="preserve">Smoke run.</w:t>
+      </w:r>
+      <w:r>
+        <w:t xml:space="preserve"> Take one new event through the whole flow, logging in as each role in turn. Create a new event for this, titled </w:t>
+      </w:r>
+      <w:r>
+        <w:rPr>
+          <w:rFonts w:ascii="Consolas" w:cs="Consolas" w:eastAsia="Consolas" w:hAnsi="Consolas"/>
+          <w:sz w:val="20"/>
+          <w:szCs w:val="20"/>
+        </w:rPr>
+        <w:t xml:space="preserve">REG S&lt;N&gt; &lt;your name&gt;</w:t>
+      </w:r>
+      <w:r>
+        <w:t xml:space="preserve">, so no story's fixtures are touched. The tracker's </w:t>
+      </w:r>
       <w:r>
         <w:rPr>
           <w:b/>
           <w:bCs/>
         </w:rPr>
-        <w:t xml:space="preserve">Smoke run.</w:t>
-      </w:r>
-      <w:r>
-        <w:t xml:space="preserve"> Take one new event through the whole flow, logging in as each role in turn. Create a new event for this, titled </w:t>
-      </w:r>
-      <w:r>
-        <w:rPr>
-          <w:rFonts w:ascii="Consolas" w:cs="Consolas" w:eastAsia="Consolas" w:hAnsi="Consolas"/>
-          <w:sz w:val="20"/>
-          <w:szCs w:val="20"/>
-        </w:rPr>
-        <w:t xml:space="preserve">REG S&lt;N&gt; &lt;your name&gt;</w:t>
-      </w:r>
-      <w:r>
-        <w:t xml:space="preserve">, so no story's fixtures are touched. The tracker's </w:t>
+        <w:t xml:space="preserve">Smoke run</w:t>
+      </w:r>
+      <w:r>
+        <w:t xml:space="preserve"> sheet has the accounts and what to check at each step. As of sprint 3 the flow is:</w:t>
+      </w:r>
+    </w:p>
+    <w:p>
+      <w:pPr>
+        <w:pStyle w:val="ListParagraph"/>
+        <w:numPr>
+          <w:ilvl w:val="0"/>
+          <w:numId w:val="4"/>
+        </w:numPr>
+        <w:spacing w:after="80"/>
+      </w:pPr>
+      <w:r>
+        <w:t xml:space="preserve">Event Organiser logs in, creates an event request, saves it as a draft, reopens it and submits it.</w:t>
+      </w:r>
+    </w:p>
+    <w:p>
+      <w:pPr>
+        <w:pStyle w:val="ListParagraph"/>
+        <w:numPr>
+          <w:ilvl w:val="0"/>
+          <w:numId w:val="4"/>
+        </w:numPr>
+        <w:spacing w:after="80"/>
+      </w:pPr>
+      <w:r>
+        <w:t xml:space="preserve">Event Operations Manager assigns an Event Coordinator.</w:t>
+      </w:r>
+    </w:p>
+    <w:p>
+      <w:pPr>
+        <w:pStyle w:val="ListParagraph"/>
+        <w:numPr>
+          <w:ilvl w:val="0"/>
+          <w:numId w:val="4"/>
+        </w:numPr>
+        <w:spacing w:after="80"/>
+      </w:pPr>
+      <w:r>
+        <w:t xml:space="preserve">Event Coordinator reviews and approves the request, then begins planning.</w:t>
+      </w:r>
+    </w:p>
+    <w:p>
+      <w:pPr>
+        <w:pStyle w:val="ListParagraph"/>
+        <w:numPr>
+          <w:ilvl w:val="0"/>
+          <w:numId w:val="4"/>
+        </w:numPr>
+        <w:spacing w:after="80"/>
+      </w:pPr>
+      <w:r>
+        <w:t xml:space="preserve">Event Coordinator makes an ordinary edit to the event information.</w:t>
+      </w:r>
+    </w:p>
+    <w:p>
+      <w:pPr>
+        <w:pStyle w:val="ListParagraph"/>
+        <w:numPr>
+          <w:ilvl w:val="0"/>
+          <w:numId w:val="4"/>
+        </w:numPr>
+        <w:spacing w:after="80"/>
+      </w:pPr>
+      <w:r>
+        <w:t xml:space="preserve">Event Coordinator searches for venues and requests two venues for the same times, each for its own purpose, attendance and layout.</w:t>
+      </w:r>
+    </w:p>
+    <w:p>
+      <w:pPr>
+        <w:pStyle w:val="ListParagraph"/>
+        <w:numPr>
+          <w:ilvl w:val="0"/>
+          <w:numId w:val="4"/>
+        </w:numPr>
+        <w:spacing w:after="80"/>
+      </w:pPr>
+      <w:r>
+        <w:t xml:space="preserve">Event Coordinator records the equipment required.</w:t>
+      </w:r>
+    </w:p>
+    <w:p>
+      <w:pPr>
+        <w:pStyle w:val="ListParagraph"/>
+        <w:numPr>
+          <w:ilvl w:val="0"/>
+          <w:numId w:val="4"/>
+        </w:numPr>
+        <w:spacing w:after="80"/>
+      </w:pPr>
+      <w:r>
+        <w:t xml:space="preserve">Technical Support Staff checks equipment availability and reserves it, then marks an unrelated item under maintenance and returns it.</w:t>
+      </w:r>
+    </w:p>
+    <w:p>
+      <w:pPr>
+        <w:pStyle w:val="ListParagraph"/>
+        <w:numPr>
+          <w:ilvl w:val="0"/>
+          <w:numId w:val="4"/>
+        </w:numPr>
+        <w:spacing w:after="80"/>
+      </w:pPr>
+      <w:r>
+        <w:t xml:space="preserve">Venue Staff approves both booking requests.</w:t>
+      </w:r>
+    </w:p>
+    <w:p>
+      <w:pPr>
+        <w:pStyle w:val="ListParagraph"/>
+        <w:numPr>
+          <w:ilvl w:val="0"/>
+          <w:numId w:val="4"/>
+        </w:numPr>
+        <w:spacing w:after="80"/>
+      </w:pPr>
+      <w:r>
+        <w:t xml:space="preserve">Venue Staff marks one of the two venues unavailable over the event's times.</w:t>
+      </w:r>
+    </w:p>
+    <w:p>
+      <w:pPr>
+        <w:pStyle w:val="ListParagraph"/>
+        <w:numPr>
+          <w:ilvl w:val="0"/>
+          <w:numId w:val="4"/>
+        </w:numPr>
+        <w:spacing w:after="80"/>
+      </w:pPr>
+      <w:r>
+        <w:t xml:space="preserve">Event Coordinator sees the notification and the flagged booking.</w:t>
+      </w:r>
+    </w:p>
+    <w:p>
+      <w:pPr>
+        <w:pStyle w:val="ListParagraph"/>
+        <w:numPr>
+          <w:ilvl w:val="0"/>
+          <w:numId w:val="4"/>
+        </w:numPr>
+        <w:spacing w:after="80"/>
+      </w:pPr>
+      <w:r>
+        <w:t xml:space="preserve">Event Coordinator requests a replacement venue and releases the flagged booking.</w:t>
+      </w:r>
+    </w:p>
+    <w:p>
+      <w:pPr>
+        <w:pStyle w:val="ListParagraph"/>
+        <w:numPr>
+          <w:ilvl w:val="0"/>
+          <w:numId w:val="4"/>
+        </w:numPr>
+        <w:spacing w:after="80"/>
+      </w:pPr>
+      <w:r>
+        <w:t xml:space="preserve">Venue Staff approves the replacement.</w:t>
+      </w:r>
+    </w:p>
+    <w:p>
+      <w:pPr>
+        <w:pStyle w:val="ListParagraph"/>
+        <w:numPr>
+          <w:ilvl w:val="0"/>
+          <w:numId w:val="4"/>
+        </w:numPr>
+        <w:spacing w:after="80"/>
+      </w:pPr>
+      <w:r>
+        <w:t xml:space="preserve">Event Coordinator sets up registration and tries to confirm the event, which is refused for the missing safety check.</w:t>
+      </w:r>
+    </w:p>
+    <w:p>
+      <w:pPr>
+        <w:pStyle w:val="ListParagraph"/>
+        <w:numPr>
+          <w:ilvl w:val="0"/>
+          <w:numId w:val="4"/>
+        </w:numPr>
+        <w:spacing w:after="80"/>
+      </w:pPr>
+      <w:r>
+        <w:t xml:space="preserve">Event Coordinator submits the event for a safety check.</w:t>
+      </w:r>
+    </w:p>
+    <w:p>
+      <w:pPr>
+        <w:pStyle w:val="ListParagraph"/>
+        <w:numPr>
+          <w:ilvl w:val="0"/>
+          <w:numId w:val="4"/>
+        </w:numPr>
+        <w:spacing w:after="80"/>
+      </w:pPr>
+      <w:r>
+        <w:t xml:space="preserve">Safety Officer requests changes.</w:t>
+      </w:r>
+    </w:p>
+    <w:p>
+      <w:pPr>
+        <w:pStyle w:val="ListParagraph"/>
+        <w:numPr>
+          <w:ilvl w:val="0"/>
+          <w:numId w:val="4"/>
+        </w:numPr>
+        <w:spacing w:after="80"/>
+      </w:pPr>
+      <w:r>
+        <w:t xml:space="preserve">Event Coordinator reads the decision and resubmits; the organiser cannot see the reason.</w:t>
+      </w:r>
+    </w:p>
+    <w:p>
+      <w:pPr>
+        <w:pStyle w:val="ListParagraph"/>
+        <w:numPr>
+          <w:ilvl w:val="0"/>
+          <w:numId w:val="4"/>
+        </w:numPr>
+        <w:spacing w:after="80"/>
+      </w:pPr>
+      <w:r>
+        <w:t xml:space="preserve">Safety Officer approves, and the Event Coordinator confirms the event.</w:t>
+      </w:r>
+    </w:p>
+    <w:p>
+      <w:pPr>
+        <w:pStyle w:val="ListParagraph"/>
+        <w:numPr>
+          <w:ilvl w:val="0"/>
+          <w:numId w:val="4"/>
+        </w:numPr>
+        <w:spacing w:after="80"/>
+      </w:pPr>
+      <w:r>
+        <w:t xml:space="preserve">An Attendee registers for the event, then withdraws.</w:t>
+      </w:r>
+    </w:p>
+    <w:p>
+      <w:pPr>
+        <w:pStyle w:val="ListParagraph"/>
+        <w:numPr>
+          <w:ilvl w:val="0"/>
+          <w:numId w:val="4"/>
+        </w:numPr>
+        <w:spacing w:after="80"/>
+      </w:pPr>
+      <w:r>
+        <w:t xml:space="preserve">The organiser and the coordinator see the withdrawal on the registration list.</w:t>
+      </w:r>
+    </w:p>
+    <w:p>
+      <w:pPr>
+        <w:pStyle w:val="ListParagraph"/>
+        <w:numPr>
+          <w:ilvl w:val="0"/>
+          <w:numId w:val="4"/>
+        </w:numPr>
+        <w:spacing w:after="80"/>
+      </w:pPr>
+      <w:r>
+        <w:t xml:space="preserve">Each role sees only its own sidebar links, and the organiser sees only their own events.</w:t>
+      </w:r>
+    </w:p>
+    <w:p>
+      <w:pPr>
+        <w:spacing w:after="140"/>
+      </w:pPr>
+      <w:r>
+        <w:t xml:space="preserve">When a sprint adds a step to the flow, add it to this list in the same pull request as the story.</w:t>
+      </w:r>
+    </w:p>
+    <w:p>
+      <w:pPr>
+        <w:pStyle w:val="Heading1"/>
+      </w:pPr>
+      <w:r>
+        <w:t xml:space="preserve">Step 6: Record the results</w:t>
+      </w:r>
+    </w:p>
+    <w:p>
+      <w:pPr>
+        <w:spacing w:after="140"/>
+      </w:pPr>
+      <w:r>
+        <w:t xml:space="preserve">Results go in the sprint's regression log, an Excel tracker at </w:t>
+      </w:r>
+      <w:r>
+        <w:rPr>
+          <w:rFonts w:ascii="Consolas" w:cs="Consolas" w:eastAsia="Consolas" w:hAnsi="Consolas"/>
+          <w:sz w:val="20"/>
+          <w:szCs w:val="20"/>
+        </w:rPr>
+        <w:t xml:space="preserve">docs/regression/Sprint-&lt;N&gt;_Regression.xlsx</w:t>
+      </w:r>
+      <w:r>
+        <w:t xml:space="preserve">. To start a new one, copy the previous sprint's tracker, rename it, and clear the yellow cells. Then replace the rows on the </w:t>
       </w:r>
       <w:r>
         <w:rPr>
           <w:b/>
           <w:bCs/>
         </w:rPr>
-        <w:t xml:space="preserve">Smoke run</w:t>
-      </w:r>
-      <w:r>
-        <w:t xml:space="preserve"> sheet has the accounts and what to check at each step. As of sprint 3 the flow is:</w:t>
-      </w:r>
-    </w:p>
-    <w:p>
-      <w:pPr>
-        <w:pStyle w:val="ListParagraph"/>
-        <w:numPr>
-          <w:ilvl w:val="0"/>
-          <w:numId w:val="4"/>
-        </w:numPr>
-        <w:spacing w:after="80"/>
-      </w:pPr>
-      <w:r>
-        <w:t xml:space="preserve">Event Organiser logs in, creates an event request, saves it as a draft, reopens it and submits it.</w:t>
-      </w:r>
-    </w:p>
-    <w:p>
-      <w:pPr>
-        <w:pStyle w:val="ListParagraph"/>
-        <w:numPr>
-          <w:ilvl w:val="0"/>
-          <w:numId w:val="4"/>
-        </w:numPr>
-        <w:spacing w:after="80"/>
-      </w:pPr>
-      <w:r>
-        <w:t xml:space="preserve">Event Operations Manager assigns an Event Coordinator.</w:t>
-      </w:r>
-    </w:p>
-    <w:p>
-      <w:pPr>
-        <w:pStyle w:val="ListParagraph"/>
-        <w:numPr>
-          <w:ilvl w:val="0"/>
-          <w:numId w:val="4"/>
-        </w:numPr>
-        <w:spacing w:after="80"/>
-      </w:pPr>
-      <w:r>
-        <w:t xml:space="preserve">Event Coordinator reviews and approves the request, then begins planning.</w:t>
-      </w:r>
-    </w:p>
-    <w:p>
-      <w:pPr>
-        <w:pStyle w:val="ListParagraph"/>
-        <w:numPr>
-          <w:ilvl w:val="0"/>
-          <w:numId w:val="4"/>
-        </w:numPr>
-        <w:spacing w:after="80"/>
-      </w:pPr>
-      <w:r>
-        <w:t xml:space="preserve">Event Coordinator makes an ordinary edit to the event information.</w:t>
-      </w:r>
-    </w:p>
-    <w:p>
-      <w:pPr>
-        <w:pStyle w:val="ListParagraph"/>
-        <w:numPr>
-          <w:ilvl w:val="0"/>
-          <w:numId w:val="4"/>
-        </w:numPr>
-        <w:spacing w:after="80"/>
-      </w:pPr>
-      <w:r>
-        <w:t xml:space="preserve">Event Coordinator searches for venues and requests two venues for the same times, each for its own purpose, attendance and layout.</w:t>
-      </w:r>
-    </w:p>
-    <w:p>
-      <w:pPr>
-        <w:pStyle w:val="ListParagraph"/>
-        <w:numPr>
-          <w:ilvl w:val="0"/>
-          <w:numId w:val="4"/>
-        </w:numPr>
-        <w:spacing w:after="80"/>
-      </w:pPr>
-      <w:r>
-        <w:t xml:space="preserve">Event Coordinator records the equipment required.</w:t>
-      </w:r>
-    </w:p>
-    <w:p>
-      <w:pPr>
-        <w:pStyle w:val="ListParagraph"/>
-        <w:numPr>
-          <w:ilvl w:val="0"/>
-          <w:numId w:val="4"/>
-        </w:numPr>
-        <w:spacing w:after="80"/>
-      </w:pPr>
-      <w:r>
-        <w:t xml:space="preserve">Technical Support Staff checks equipment availability and reserves it, then marks an unrelated item under maintenance and returns it.</w:t>
-      </w:r>
-    </w:p>
-    <w:p>
-      <w:pPr>
-        <w:pStyle w:val="ListParagraph"/>
-        <w:numPr>
-          <w:ilvl w:val="0"/>
-          <w:numId w:val="4"/>
-        </w:numPr>
-        <w:spacing w:after="80"/>
-      </w:pPr>
-      <w:r>
-        <w:t xml:space="preserve">Venue Staff approves both booking requests.</w:t>
-      </w:r>
-    </w:p>
-    <w:p>
-      <w:pPr>
-        <w:pStyle w:val="ListParagraph"/>
-        <w:numPr>
-          <w:ilvl w:val="0"/>
-          <w:numId w:val="4"/>
-        </w:numPr>
-        <w:spacing w:after="80"/>
-      </w:pPr>
-      <w:r>
-        <w:t xml:space="preserve">Venue Staff marks one of the two venues unavailable over the event's times.</w:t>
-      </w:r>
-    </w:p>
-    <w:p>
-      <w:pPr>
-        <w:pStyle w:val="ListParagraph"/>
-        <w:numPr>
-          <w:ilvl w:val="0"/>
-          <w:numId w:val="4"/>
-        </w:numPr>
-        <w:spacing w:after="80"/>
-      </w:pPr>
-      <w:r>
-        <w:t xml:space="preserve">Event Coordinator sees the notification and the flagged booking.</w:t>
-      </w:r>
-    </w:p>
-    <w:p>
-      <w:pPr>
-        <w:pStyle w:val="ListParagraph"/>
-        <w:numPr>
-          <w:ilvl w:val="0"/>
-          <w:numId w:val="4"/>
-        </w:numPr>
-        <w:spacing w:after="80"/>
-      </w:pPr>
-      <w:r>
-        <w:t xml:space="preserve">Event Coordinator requests a replacement venue and releases the flagged booking.</w:t>
-      </w:r>
-    </w:p>
-    <w:p>
-      <w:pPr>
-        <w:pStyle w:val="ListParagraph"/>
-        <w:numPr>
-          <w:ilvl w:val="0"/>
-          <w:numId w:val="4"/>
-        </w:numPr>
-        <w:spacing w:after="80"/>
-      </w:pPr>
-      <w:r>
-        <w:t xml:space="preserve">Venue Staff approves the replacement.</w:t>
-      </w:r>
-    </w:p>
-    <w:p>
-      <w:pPr>
-        <w:pStyle w:val="ListParagraph"/>
-        <w:numPr>
-          <w:ilvl w:val="0"/>
-          <w:numId w:val="4"/>
-        </w:numPr>
-        <w:spacing w:after="80"/>
-      </w:pPr>
-      <w:r>
-        <w:t xml:space="preserve">Event Coordinator sets up registration and tries to confirm the event, which is refused for the missing safety check.</w:t>
-      </w:r>
-    </w:p>
-    <w:p>
-      <w:pPr>
-        <w:pStyle w:val="ListParagraph"/>
-        <w:numPr>
-          <w:ilvl w:val="0"/>
-          <w:numId w:val="4"/>
-        </w:numPr>
-        <w:spacing w:after="80"/>
-      </w:pPr>
-      <w:r>
-        <w:t xml:space="preserve">Event Coordinator submits the event for a safety check.</w:t>
-      </w:r>
-    </w:p>
-    <w:p>
-      <w:pPr>
-        <w:pStyle w:val="ListParagraph"/>
-        <w:numPr>
-          <w:ilvl w:val="0"/>
-          <w:numId w:val="4"/>
-        </w:numPr>
-        <w:spacing w:after="80"/>
-      </w:pPr>
-      <w:r>
-        <w:t xml:space="preserve">Safety Officer requests changes.</w:t>
-      </w:r>
-    </w:p>
-    <w:p>
-      <w:pPr>
-        <w:pStyle w:val="ListParagraph"/>
-        <w:numPr>
-          <w:ilvl w:val="0"/>
-          <w:numId w:val="4"/>
-        </w:numPr>
-        <w:spacing w:after="80"/>
-      </w:pPr>
-      <w:r>
-        <w:t xml:space="preserve">Event Coordinator reads the decision and resubmits; the organiser cannot see the reason.</w:t>
-      </w:r>
-    </w:p>
-    <w:p>
-      <w:pPr>
-        <w:pStyle w:val="ListParagraph"/>
-        <w:numPr>
-          <w:ilvl w:val="0"/>
-          <w:numId w:val="4"/>
-        </w:numPr>
-        <w:spacing w:after="80"/>
-      </w:pPr>
-      <w:r>
-        <w:t xml:space="preserve">Safety Officer approves, and the Event Coordinator confirms the event.</w:t>
-      </w:r>
-    </w:p>
-    <w:p>
-      <w:pPr>
-        <w:pStyle w:val="ListParagraph"/>
-        <w:numPr>
-          <w:ilvl w:val="0"/>
-          <w:numId w:val="4"/>
-        </w:numPr>
-        <w:spacing w:after="80"/>
-      </w:pPr>
-      <w:r>
-        <w:t xml:space="preserve">An Attendee registers for the event, then withdraws.</w:t>
-      </w:r>
-    </w:p>
-    <w:p>
-      <w:pPr>
-        <w:pStyle w:val="ListParagraph"/>
-        <w:numPr>
-          <w:ilvl w:val="0"/>
-          <w:numId w:val="4"/>
-        </w:numPr>
-        <w:spacing w:after="80"/>
-      </w:pPr>
-      <w:r>
-        <w:t xml:space="preserve">The organiser and the coordinator see the withdrawal on the registration list.</w:t>
-      </w:r>
-    </w:p>
-    <w:p>
-      <w:pPr>
-        <w:pStyle w:val="ListParagraph"/>
-        <w:numPr>
-          <w:ilvl w:val="0"/>
-          <w:numId w:val="4"/>
-        </w:numPr>
-        <w:spacing w:after="80"/>
-      </w:pPr>
-      <w:r>
-        <w:t xml:space="preserve">Each role sees only its own sidebar links, and the organiser sees only their own events.</w:t>
-      </w:r>
-    </w:p>
-    <w:p>
-      <w:pPr>
-        <w:spacing w:after="140"/>
-      </w:pPr>
-      <w:r>
-        <w:t xml:space="preserve">When a sprint adds a step to the flow, add it to this list in the same pull request as the story.</w:t>
-      </w:r>
-    </w:p>
-    <w:p>
-      <w:pPr>
-        <w:pStyle w:val="Heading1"/>
-      </w:pPr>
-      <w:r>
-        <w:t xml:space="preserve">Step 6: Record the results</w:t>
-      </w:r>
-    </w:p>
-    <w:p>
-      <w:pPr>
-        <w:spacing w:after="140"/>
-      </w:pPr>
-      <w:r>
-        <w:t xml:space="preserve">Results go in the sprint's regression log, an Excel tracker at </w:t>
-      </w:r>
-      <w:r>
-        <w:rPr>
-          <w:rFonts w:ascii="Consolas" w:cs="Consolas" w:eastAsia="Consolas" w:hAnsi="Consolas"/>
-          <w:sz w:val="20"/>
-          <w:szCs w:val="20"/>
-        </w:rPr>
-        <w:t xml:space="preserve">docs/regression/Sprint-&lt;N&gt;_Regression.xlsx</w:t>
-      </w:r>
-      <w:r>
-        <w:t xml:space="preserve">. To start a new one, copy the previous sprint's tracker, rename it, and clear the yellow cells. Then replace the rows on the </w:t>
-      </w:r>
-      <w:r>
-        <w:rPr>
-          <w:b/>
-          <w:bCs/>
-        </w:rPr>
         <w:t xml:space="preserve">Scope</w:t>
       </w:r>
       <w:r>
-        <w:t xml:space="preserve"> and </w:t>
-      </w:r>
-      <w:r>
-        <w:rPr>
-          <w:b/>
-          <w:bCs/>
-        </w:rPr>
-        <w:t xml:space="preserve">Retested cases</w:t>
-      </w:r>
-      <w:r>
-        <w:t xml:space="preserve"> sheets with this sprint's (steps 2 and 3).</w:t>
+        <w:t xml:space="preserve"> sheet and the testers' sheets with this sprint's (steps 2 and 3).</w:t>
       </w:r>
     </w:p>
     <w:tbl>
@@ -1159,8 +1100,8 @@
         </w:tblBorders>
       </w:tblPr>
       <w:tblGrid>
-        <w:gridCol w:w="1992"/>
-        <w:gridCol w:w="7034"/>
+        <w:gridCol w:w="2256"/>
+        <w:gridCol w:w="6770"/>
       </w:tblGrid>
       <w:tr>
         <w:trPr>
@@ -1168,7 +1109,7 @@
         </w:trPr>
         <w:tc>
           <w:tcPr>
-            <w:tcW w:type="dxa" w:w="1992"/>
+            <w:tcW w:type="dxa" w:w="2256"/>
             <w:tcBorders>
               <w:top w:val="single" w:color="BFBFBF" w:sz="4"/>
               <w:left w:val="single" w:color="BFBFBF" w:sz="4"/>
@@ -1195,7 +1136,7 @@
         </w:tc>
         <w:tc>
           <w:tcPr>
-            <w:tcW w:type="dxa" w:w="7034"/>
+            <w:tcW w:type="dxa" w:w="6770"/>
             <w:tcBorders>
               <w:top w:val="single" w:color="BFBFBF" w:sz="4"/>
               <w:left w:val="single" w:color="BFBFBF" w:sz="4"/>
@@ -1227,7 +1168,7 @@
         </w:trPr>
         <w:tc>
           <w:tcPr>
-            <w:tcW w:type="dxa" w:w="1992"/>
+            <w:tcW w:type="dxa" w:w="2256"/>
             <w:tcBorders>
               <w:top w:val="single" w:color="BFBFBF" w:sz="4"/>
               <w:left w:val="single" w:color="BFBFBF" w:sz="4"/>
@@ -1249,7 +1190,7 @@
         </w:tc>
         <w:tc>
           <w:tcPr>
-            <w:tcW w:type="dxa" w:w="7034"/>
+            <w:tcW w:type="dxa" w:w="6770"/>
             <w:tcBorders>
               <w:top w:val="single" w:color="BFBFBF" w:sz="4"/>
               <w:left w:val="single" w:color="BFBFBF" w:sz="4"/>
@@ -1265,7 +1206,7 @@
           </w:tcPr>
           <w:p>
             <w:r>
-              <w:t xml:space="preserve">Date, testers and the commit tested. The result counts fill in by themselves.</w:t>
+              <w:t xml:space="preserve">Date, testers and the commit tested, the three automated checks (step 1), and the result counts per tester, which fill in by themselves.</w:t>
             </w:r>
           </w:p>
         </w:tc>
@@ -1276,7 +1217,7 @@
         </w:trPr>
         <w:tc>
           <w:tcPr>
-            <w:tcW w:type="dxa" w:w="1992"/>
+            <w:tcW w:type="dxa" w:w="2256"/>
             <w:tcBorders>
               <w:top w:val="single" w:color="BFBFBF" w:sz="4"/>
               <w:left w:val="single" w:color="BFBFBF" w:sz="4"/>
@@ -1292,13 +1233,13 @@
           </w:tcPr>
           <w:p>
             <w:r>
-              <w:t xml:space="preserve">Testers</w:t>
+              <w:t xml:space="preserve">Smoke run</w:t>
             </w:r>
           </w:p>
         </w:tc>
         <w:tc>
           <w:tcPr>
-            <w:tcW w:type="dxa" w:w="7034"/>
+            <w:tcW w:type="dxa" w:w="6770"/>
             <w:tcBorders>
               <w:top w:val="single" w:color="BFBFBF" w:sz="4"/>
               <w:left w:val="single" w:color="BFBFBF" w:sz="4"/>
@@ -1314,7 +1255,7 @@
           </w:tcPr>
           <w:p>
             <w:r>
-              <w:t xml:space="preserve">Who retests which area, with each tester's case count and progress. Nobody retests their own stories from this sprint.</w:t>
+              <w:t xml:space="preserve">The result of each step of the smoke run.</w:t>
             </w:r>
           </w:p>
         </w:tc>
@@ -1325,7 +1266,7 @@
         </w:trPr>
         <w:tc>
           <w:tcPr>
-            <w:tcW w:type="dxa" w:w="1992"/>
+            <w:tcW w:type="dxa" w:w="2256"/>
             <w:tcBorders>
               <w:top w:val="single" w:color="BFBFBF" w:sz="4"/>
               <w:left w:val="single" w:color="BFBFBF" w:sz="4"/>
@@ -1341,13 +1282,13 @@
           </w:tcPr>
           <w:p>
             <w:r>
-              <w:t xml:space="preserve">Retested cases</w:t>
+              <w:t xml:space="preserve">One sheet per tester</w:t>
             </w:r>
           </w:p>
         </w:tc>
         <w:tc>
           <w:tcPr>
-            <w:tcW w:type="dxa" w:w="7034"/>
+            <w:tcW w:type="dxa" w:w="6770"/>
             <w:tcBorders>
               <w:top w:val="single" w:color="BFBFBF" w:sz="4"/>
               <w:left w:val="single" w:color="BFBFBF" w:sz="4"/>
@@ -1363,7 +1304,18 @@
           </w:tcPr>
           <w:p>
             <w:r>
-              <w:t xml:space="preserve">One row per selected case: who it is assigned to, the result, who tested it, the date and notes.</w:t>
+              <w:t xml:space="preserve">That tester's cases in run order, each with its preconditions, test data, steps and expected results, then the result, date and notes. IDs ending in </w:t>
+            </w:r>
+            <w:r>
+              <w:rPr>
+                <w:rFonts w:ascii="Consolas" w:cs="Consolas" w:eastAsia="Consolas" w:hAnsi="Consolas"/>
+                <w:sz w:val="20"/>
+                <w:szCs w:val="20"/>
+              </w:rPr>
+              <w:t xml:space="preserve">-R</w:t>
+            </w:r>
+            <w:r>
+              <w:t xml:space="preserve"> were rewritten for this run.</w:t>
             </w:r>
           </w:p>
         </w:tc>
@@ -1374,7 +1326,7 @@
         </w:trPr>
         <w:tc>
           <w:tcPr>
-            <w:tcW w:type="dxa" w:w="1992"/>
+            <w:tcW w:type="dxa" w:w="2256"/>
             <w:tcBorders>
               <w:top w:val="single" w:color="BFBFBF" w:sz="4"/>
               <w:left w:val="single" w:color="BFBFBF" w:sz="4"/>
@@ -1390,13 +1342,13 @@
           </w:tcPr>
           <w:p>
             <w:r>
-              <w:t xml:space="preserve">Rewritten cases</w:t>
+              <w:t xml:space="preserve">Out-of-date cases</w:t>
             </w:r>
           </w:p>
         </w:tc>
         <w:tc>
           <w:tcPr>
-            <w:tcW w:type="dxa" w:w="7034"/>
+            <w:tcW w:type="dxa" w:w="6770"/>
             <w:tcBorders>
               <w:top w:val="single" w:color="BFBFBF" w:sz="4"/>
               <w:left w:val="single" w:color="BFBFBF" w:sz="4"/>
@@ -1412,18 +1364,7 @@
           </w:tcPr>
           <w:p>
             <w:r>
-              <w:t xml:space="preserve">Steps and expected results for selected cases whose story workbook is out of date. Their IDs end in </w:t>
-            </w:r>
-            <w:r>
-              <w:rPr>
-                <w:rFonts w:ascii="Consolas" w:cs="Consolas" w:eastAsia="Consolas" w:hAnsi="Consolas"/>
-                <w:sz w:val="20"/>
-                <w:szCs w:val="20"/>
-              </w:rPr>
-              <w:t xml:space="preserve">-R</w:t>
-            </w:r>
-            <w:r>
-              <w:t xml:space="preserve">.</w:t>
+              <w:t xml:space="preserve">Every story test case that a later story has made out of date, which story changed it, and whether its owner has updated it.</w:t>
             </w:r>
           </w:p>
         </w:tc>
@@ -1434,7 +1375,7 @@
         </w:trPr>
         <w:tc>
           <w:tcPr>
-            <w:tcW w:type="dxa" w:w="1992"/>
+            <w:tcW w:type="dxa" w:w="2256"/>
             <w:tcBorders>
               <w:top w:val="single" w:color="BFBFBF" w:sz="4"/>
               <w:left w:val="single" w:color="BFBFBF" w:sz="4"/>
@@ -1450,13 +1391,13 @@
           </w:tcPr>
           <w:p>
             <w:r>
-              <w:t xml:space="preserve">Out-of-date cases</w:t>
+              <w:t xml:space="preserve">Scope</w:t>
             </w:r>
           </w:p>
         </w:tc>
         <w:tc>
           <w:tcPr>
-            <w:tcW w:type="dxa" w:w="7034"/>
+            <w:tcW w:type="dxa" w:w="6770"/>
             <w:tcBorders>
               <w:top w:val="single" w:color="BFBFBF" w:sz="4"/>
               <w:left w:val="single" w:color="BFBFBF" w:sz="4"/>
@@ -1472,203 +1413,7 @@
           </w:tcPr>
           <w:p>
             <w:r>
-              <w:t xml:space="preserve">Every story test case that a later story has made out of date, which story changed it, and whether it has been updated.</w:t>
-            </w:r>
-          </w:p>
-        </w:tc>
-      </w:tr>
-      <w:tr>
-        <w:trPr>
-          <w:tblHeader w:val="off"/>
-        </w:trPr>
-        <w:tc>
-          <w:tcPr>
-            <w:tcW w:type="dxa" w:w="1992"/>
-            <w:tcBorders>
-              <w:top w:val="single" w:color="BFBFBF" w:sz="4"/>
-              <w:left w:val="single" w:color="BFBFBF" w:sz="4"/>
-              <w:bottom w:val="single" w:color="BFBFBF" w:sz="4"/>
-              <w:right w:val="single" w:color="BFBFBF" w:sz="4"/>
-            </w:tcBorders>
-            <w:tcMar>
-              <w:top w:type="dxa" w:w="80"/>
-              <w:left w:type="dxa" w:w="120"/>
-              <w:bottom w:type="dxa" w:w="80"/>
-              <w:right w:type="dxa" w:w="120"/>
-            </w:tcMar>
-          </w:tcPr>
-          <w:p>
-            <w:r>
-              <w:t xml:space="preserve">Automated checks</w:t>
-            </w:r>
-          </w:p>
-        </w:tc>
-        <w:tc>
-          <w:tcPr>
-            <w:tcW w:type="dxa" w:w="7034"/>
-            <w:tcBorders>
-              <w:top w:val="single" w:color="BFBFBF" w:sz="4"/>
-              <w:left w:val="single" w:color="BFBFBF" w:sz="4"/>
-              <w:bottom w:val="single" w:color="BFBFBF" w:sz="4"/>
-              <w:right w:val="single" w:color="BFBFBF" w:sz="4"/>
-            </w:tcBorders>
-            <w:tcMar>
-              <w:top w:type="dxa" w:w="80"/>
-              <w:left w:type="dxa" w:w="120"/>
-              <w:bottom w:type="dxa" w:w="80"/>
-              <w:right w:type="dxa" w:w="120"/>
-            </w:tcMar>
-          </w:tcPr>
-          <w:p>
-            <w:r>
-              <w:t xml:space="preserve">The result of each command in step 1.</w:t>
-            </w:r>
-          </w:p>
-        </w:tc>
-      </w:tr>
-      <w:tr>
-        <w:trPr>
-          <w:tblHeader w:val="off"/>
-        </w:trPr>
-        <w:tc>
-          <w:tcPr>
-            <w:tcW w:type="dxa" w:w="1992"/>
-            <w:tcBorders>
-              <w:top w:val="single" w:color="BFBFBF" w:sz="4"/>
-              <w:left w:val="single" w:color="BFBFBF" w:sz="4"/>
-              <w:bottom w:val="single" w:color="BFBFBF" w:sz="4"/>
-              <w:right w:val="single" w:color="BFBFBF" w:sz="4"/>
-            </w:tcBorders>
-            <w:tcMar>
-              <w:top w:type="dxa" w:w="80"/>
-              <w:left w:type="dxa" w:w="120"/>
-              <w:bottom w:type="dxa" w:w="80"/>
-              <w:right w:type="dxa" w:w="120"/>
-            </w:tcMar>
-          </w:tcPr>
-          <w:p>
-            <w:r>
-              <w:t xml:space="preserve">Scope</w:t>
-            </w:r>
-          </w:p>
-        </w:tc>
-        <w:tc>
-          <w:tcPr>
-            <w:tcW w:type="dxa" w:w="7034"/>
-            <w:tcBorders>
-              <w:top w:val="single" w:color="BFBFBF" w:sz="4"/>
-              <w:left w:val="single" w:color="BFBFBF" w:sz="4"/>
-              <w:bottom w:val="single" w:color="BFBFBF" w:sz="4"/>
-              <w:right w:val="single" w:color="BFBFBF" w:sz="4"/>
-            </w:tcBorders>
-            <w:tcMar>
-              <w:top w:type="dxa" w:w="80"/>
-              <w:left w:type="dxa" w:w="120"/>
-              <w:bottom w:type="dxa" w:w="80"/>
-              <w:right w:type="dxa" w:w="120"/>
-            </w:tcMar>
-          </w:tcPr>
-          <w:p>
-            <w:r>
               <w:t xml:space="preserve">Every earlier story, whether it is in scope, and why.</w:t>
-            </w:r>
-          </w:p>
-        </w:tc>
-      </w:tr>
-      <w:tr>
-        <w:trPr>
-          <w:tblHeader w:val="off"/>
-        </w:trPr>
-        <w:tc>
-          <w:tcPr>
-            <w:tcW w:type="dxa" w:w="1992"/>
-            <w:tcBorders>
-              <w:top w:val="single" w:color="BFBFBF" w:sz="4"/>
-              <w:left w:val="single" w:color="BFBFBF" w:sz="4"/>
-              <w:bottom w:val="single" w:color="BFBFBF" w:sz="4"/>
-              <w:right w:val="single" w:color="BFBFBF" w:sz="4"/>
-            </w:tcBorders>
-            <w:tcMar>
-              <w:top w:type="dxa" w:w="80"/>
-              <w:left w:type="dxa" w:w="120"/>
-              <w:bottom w:type="dxa" w:w="80"/>
-              <w:right w:type="dxa" w:w="120"/>
-            </w:tcMar>
-          </w:tcPr>
-          <w:p>
-            <w:r>
-              <w:t xml:space="preserve">Smoke run</w:t>
-            </w:r>
-          </w:p>
-        </w:tc>
-        <w:tc>
-          <w:tcPr>
-            <w:tcW w:type="dxa" w:w="7034"/>
-            <w:tcBorders>
-              <w:top w:val="single" w:color="BFBFBF" w:sz="4"/>
-              <w:left w:val="single" w:color="BFBFBF" w:sz="4"/>
-              <w:bottom w:val="single" w:color="BFBFBF" w:sz="4"/>
-              <w:right w:val="single" w:color="BFBFBF" w:sz="4"/>
-            </w:tcBorders>
-            <w:tcMar>
-              <w:top w:type="dxa" w:w="80"/>
-              <w:left w:type="dxa" w:w="120"/>
-              <w:bottom w:type="dxa" w:w="80"/>
-              <w:right w:type="dxa" w:w="120"/>
-            </w:tcMar>
-          </w:tcPr>
-          <w:p>
-            <w:r>
-              <w:t xml:space="preserve">The result of each step of the smoke run.</w:t>
-            </w:r>
-          </w:p>
-        </w:tc>
-      </w:tr>
-      <w:tr>
-        <w:trPr>
-          <w:tblHeader w:val="off"/>
-        </w:trPr>
-        <w:tc>
-          <w:tcPr>
-            <w:tcW w:type="dxa" w:w="1992"/>
-            <w:tcBorders>
-              <w:top w:val="single" w:color="BFBFBF" w:sz="4"/>
-              <w:left w:val="single" w:color="BFBFBF" w:sz="4"/>
-              <w:bottom w:val="single" w:color="BFBFBF" w:sz="4"/>
-              <w:right w:val="single" w:color="BFBFBF" w:sz="4"/>
-            </w:tcBorders>
-            <w:tcMar>
-              <w:top w:type="dxa" w:w="80"/>
-              <w:left w:type="dxa" w:w="120"/>
-              <w:bottom w:type="dxa" w:w="80"/>
-              <w:right w:type="dxa" w:w="120"/>
-            </w:tcMar>
-          </w:tcPr>
-          <w:p>
-            <w:r>
-              <w:t xml:space="preserve">Follow-ups</w:t>
-            </w:r>
-          </w:p>
-        </w:tc>
-        <w:tc>
-          <w:tcPr>
-            <w:tcW w:type="dxa" w:w="7034"/>
-            <w:tcBorders>
-              <w:top w:val="single" w:color="BFBFBF" w:sz="4"/>
-              <w:left w:val="single" w:color="BFBFBF" w:sz="4"/>
-              <w:bottom w:val="single" w:color="BFBFBF" w:sz="4"/>
-              <w:right w:val="single" w:color="BFBFBF" w:sz="4"/>
-            </w:tcBorders>
-            <w:tcMar>
-              <w:top w:type="dxa" w:w="80"/>
-              <w:left w:type="dxa" w:w="120"/>
-              <w:bottom w:type="dxa" w:w="80"/>
-              <w:right w:type="dxa" w:w="120"/>
-            </w:tcMar>
-          </w:tcPr>
-          <w:p>
-            <w:r>
-              <w:t xml:space="preserve">Bugs raised and test cases that need updating.</w:t>
             </w:r>
           </w:p>
         </w:tc>
@@ -1946,7 +1691,7 @@
           </w:tcPr>
           <w:p>
             <w:r>
-              <w:t xml:space="preserve">Raise a bug (step 7). Add a row to Follow-ups.</w:t>
+              <w:t xml:space="preserve">Raise a bug (step 7) and put its key in the case's notes.</w:t>
             </w:r>
           </w:p>
         </w:tc>
@@ -2017,7 +1762,17 @@
           </w:tcPr>
           <w:p>
             <w:r>
-              <w:t xml:space="preserve">Name the story that changed it in the notes. Add a row to Follow-ups.</w:t>
+              <w:t xml:space="preserve">Name the story that changed it in the notes, and add the case to </w:t>
+            </w:r>
+            <w:r>
+              <w:rPr>
+                <w:b/>
+                <w:bCs/>
+              </w:rPr>
+              <w:t xml:space="preserve">Out-of-date cases</w:t>
+            </w:r>
+            <w:r>
+              <w:t xml:space="preserve"> if it is not there already.</w:t>
             </w:r>
           </w:p>
         </w:tc>
@@ -2088,7 +1843,7 @@
           </w:tcPr>
           <w:p>
             <w:r>
-              <w:t xml:space="preserve">Say why in the notes. Add a row to Follow-ups.</w:t>
+              <w:t xml:space="preserve">Say why in the notes.</w:t>
             </w:r>
           </w:p>
         </w:tc>
@@ -2157,7 +1912,7 @@
         <w:spacing w:after="80"/>
       </w:pPr>
       <w:r>
-        <w:t xml:space="preserve">Decide as a team whether to fix it before the sprint review or carry it to the next sprint. Write the decision in the log.</w:t>
+        <w:t xml:space="preserve">Decide as a team whether to fix it before the sprint review or carry it to the next sprint. Write the decision in the case's notes.</w:t>
       </w:r>
     </w:p>
     <w:p>
@@ -2170,7 +1925,7 @@
         <w:spacing w:after="80"/>
       </w:pPr>
       <w:r>
-        <w:t xml:space="preserve">After a fix merges, rerun step 1 and the failed case, and add a second row for that case to the log. Keep the original </w:t>
+        <w:t xml:space="preserve">After a fix merges, rerun step 1 and the failed case, and add a second row for that case under the original on your sheet. Keep the original </w:t>
       </w:r>
       <w:r>
         <w:rPr>

--- a/docs/Regression_Testing_Guide.docx
+++ b/docs/Regression_Testing_Guide.docx
@@ -743,7 +743,7 @@
         <w:spacing w:after="140"/>
       </w:pPr>
       <w:r>
-        <w:t xml:space="preserve">Do the smoke run first, together, before splitting up.</w:t>
+        <w:t xml:space="preserve">Do the smoke run first, together, before splitting up to work through your own sheets.</w:t>
       </w:r>
     </w:p>
     <w:p>
@@ -766,10 +766,10 @@
           <w:sz w:val="20"/>
           <w:szCs w:val="20"/>
         </w:rPr>
-        <w:t xml:space="preserve">REG S&lt;N&gt; &lt;your name&gt;</w:t>
-      </w:r>
-      <w:r>
-        <w:t xml:space="preserve">, so no story's fixtures are touched. The tracker's </w:t>
+        <w:t xml:space="preserve">REG S&lt;N&gt; Smoke</w:t>
+      </w:r>
+      <w:r>
+        <w:t xml:space="preserve">, so no story's fixtures are touched. Run it as a relay on a call: each person stays logged in as one or two roles on their own laptop and does their steps when the event reaches them. The tracker's </w:t>
       </w:r>
       <w:r>
         <w:rPr>
@@ -779,7 +779,7 @@
         <w:t xml:space="preserve">Smoke run</w:t>
       </w:r>
       <w:r>
-        <w:t xml:space="preserve"> sheet has the accounts and what to check at each step. As of sprint 3 the flow is:</w:t>
+        <w:t xml:space="preserve"> sheet says who does each step, which account to use and what to check. As of sprint 3 the flow is:</w:t>
       </w:r>
     </w:p>
     <w:p>
@@ -1255,7 +1255,7 @@
           </w:tcPr>
           <w:p>
             <w:r>
-              <w:t xml:space="preserve">The result of each step of the smoke run.</w:t>
+              <w:t xml:space="preserve">Who does each step of the smoke run, and its result.</w:t>
             </w:r>
           </w:p>
         </w:tc>
